--- a/write_up/drafts/3_materials_and_methods/methods_plan.docx
+++ b/write_up/drafts/3_materials_and_methods/methods_plan.docx
@@ -1,8 +1,39 @@
 
 <file path=word/document.xml><?xml version="1.0" encoding="utf-8"?>
-<w:document xmlns:wpc="http://schemas.microsoft.com/office/word/2010/wordprocessingCanvas" xmlns:cx="http://schemas.microsoft.com/office/drawing/2014/chartex" xmlns:cx1="http://schemas.microsoft.com/office/drawing/2015/9/8/chartex" xmlns:cx2="http://schemas.microsoft.com/office/drawing/2015/10/21/chartex" xmlns:cx3="http://schemas.microsoft.com/office/drawing/2016/5/9/chartex" xmlns:cx4="http://schemas.microsoft.com/office/drawing/2016/5/10/chartex" xmlns:cx5="http://schemas.microsoft.com/office/drawing/2016/5/11/chartex" xmlns:cx6="http://schemas.microsoft.com/office/drawing/2016/5/12/chartex" xmlns:cx7="http://schemas.microsoft.com/office/drawing/2016/5/13/chartex" xmlns:cx8="http://schemas.microsoft.com/office/drawing/2016/5/14/chartex" xmlns:mc="http://schemas.openxmlformats.org/markup-compatibility/2006" xmlns:aink="http://schemas.microsoft.com/office/drawing/2016/ink" xmlns:am3d="http://schemas.microsoft.com/office/drawing/2017/model3d" xmlns:o="urn:schemas-microsoft-com:office:office" xmlns:oel="http://schemas.microsoft.com/office/2019/extlst" xmlns:r="http://schemas.openxmlformats.org/officeDocument/2006/relationships" xmlns:m="http://schemas.openxmlformats.org/officeDocument/2006/math" xmlns:v="urn:schemas-microsoft-com:vml" xmlns:wp14="http://schemas.microsoft.com/office/word/2010/wordprocessingDrawing" xmlns:wp="http://schemas.openxmlformats.org/drawingml/2006/wordprocessingDrawing" xmlns:w10="urn:schemas-microsoft-com:office:word" xmlns:w="http://schemas.openxmlformats.org/wordprocessingml/2006/main" xmlns:w14="http://schemas.microsoft.com/office/word/2010/wordml" xmlns:w15="http://schemas.microsoft.com/office/word/2012/wordml" xmlns:w16cex="http://schemas.microsoft.com/office/word/2018/wordml/cex" xmlns:w16cid="http://schemas.microsoft.com/office/word/2016/wordml/cid" xmlns:w16="http://schemas.microsoft.com/office/word/2018/wordml" xmlns:w16du="http://schemas.microsoft.com/office/word/2023/wordml/word16du" xmlns:w16sdtdh="http://schemas.microsoft.com/office/word/2020/wordml/sdtdatahash" xmlns:w16sdtfl="http://schemas.microsoft.com/office/word/2024/wordml/sdtformatlock" xmlns:w16se="http://schemas.microsoft.com/office/word/2015/wordml/symex" xmlns:wpg="http://schemas.microsoft.com/office/word/2010/wordprocessingGroup" xmlns:wpi="http://schemas.microsoft.com/office/word/2010/wordprocessingInk" xmlns:wne="http://schemas.microsoft.com/office/word/2006/wordml" xmlns:wps="http://schemas.microsoft.com/office/word/2010/wordprocessingShape" mc:Ignorable="w14 w15 w16se w16cid w16 w16cex w16sdtdh w16sdtfl w16du wp14">
+<w:document xmlns:wpc="http://schemas.microsoft.com/office/word/2010/wordprocessingCanvas" xmlns:cx="http://schemas.microsoft.com/office/drawing/2014/chartex" xmlns:cx1="http://schemas.microsoft.com/office/drawing/2015/9/8/chartex" xmlns:cx2="http://schemas.microsoft.com/office/drawing/2015/10/21/chartex" xmlns:cx3="http://schemas.microsoft.com/office/drawing/2016/5/9/chartex" xmlns:cx4="http://schemas.microsoft.com/office/drawing/2016/5/10/chartex" xmlns:cx5="http://schemas.microsoft.com/office/drawing/2016/5/11/chartex" xmlns:cx6="http://schemas.microsoft.com/office/drawing/2016/5/12/chartex" xmlns:cx7="http://schemas.microsoft.com/office/drawing/2016/5/13/chartex" xmlns:cx8="http://schemas.microsoft.com/office/drawing/2016/5/14/chartex" xmlns:mc="http://schemas.openxmlformats.org/markup-compatibility/2006" xmlns:m="http://schemas.openxmlformats.org/officeDocument/2006/math" xmlns:aink="http://schemas.microsoft.com/office/drawing/2016/ink" xmlns:am3d="http://schemas.microsoft.com/office/drawing/2017/model3d" xmlns:oel="http://schemas.microsoft.com/office/2019/extlst" xmlns:r="http://schemas.openxmlformats.org/officeDocument/2006/relationships" xmlns:wp14="http://schemas.microsoft.com/office/word/2010/wordprocessingDrawing" xmlns:wp="http://schemas.openxmlformats.org/drawingml/2006/wordprocessingDrawing" xmlns:wpg="http://schemas.microsoft.com/office/word/2010/wordprocessingGroup" xmlns:wpi="http://schemas.microsoft.com/office/word/2010/wordprocessingInk" xmlns:wps="http://schemas.microsoft.com/office/word/2010/wordprocessingShape" xmlns:o="urn:schemas-microsoft-com:office:office" xmlns:v="urn:schemas-microsoft-com:vml" xmlns:w10="urn:schemas-microsoft-com:office:word" xmlns:w="http://schemas.openxmlformats.org/wordprocessingml/2006/main" xmlns:w14="http://schemas.microsoft.com/office/word/2010/wordml" xmlns:w15="http://schemas.microsoft.com/office/word/2012/wordml" xmlns:w16cex="http://schemas.microsoft.com/office/word/2018/wordml/cex" xmlns:w16cid="http://schemas.microsoft.com/office/word/2016/wordml/cid" xmlns:w16="http://schemas.microsoft.com/office/word/2018/wordml" xmlns:w16sdtdh="http://schemas.microsoft.com/office/word/2020/wordml/sdtdatahash" xmlns:w16sdtfl="http://schemas.microsoft.com/office/word/2024/wordml/sdtformatlock" xmlns:w16se="http://schemas.microsoft.com/office/word/2015/wordml/symex" xmlns:w16du="http://schemas.microsoft.com/office/word/2023/wordml/word16du" xmlns:wne="http://schemas.microsoft.com/office/word/2006/wordml" mc:Ignorable="w14 w15 w16se w16cid w16 w16cex w16sdtdh w16sdtfl w16du wp14">
   <w:body>
-    <w:p/>
+    <w:p>
+      <w:pPr>
+        <w:pStyle w:val="ListParagraph"/>
+        <w:numPr>
+          <w:ilvl w:val="0"/>
+          <w:numId w:val="2"/>
+        </w:numPr>
+      </w:pPr>
+      <w:r>
+        <w:t>No background universe selected as EVs act on a diverse range of cells therefore this would have limited the scope.</w:t>
+      </w:r>
+    </w:p>
+    <w:p>
+      <w:pPr>
+        <w:pStyle w:val="ListParagraph"/>
+        <w:numPr>
+          <w:ilvl w:val="0"/>
+          <w:numId w:val="2"/>
+        </w:numPr>
+      </w:pPr>
+      <w:r>
+        <w:t xml:space="preserve">Use harmonisation of de </w:t>
+      </w:r>
+      <w:proofErr w:type="spellStart"/>
+      <w:r>
+        <w:t>mirnas</w:t>
+      </w:r>
+      <w:proofErr w:type="spellEnd"/>
+      <w:r>
+        <w:t xml:space="preserve"> from deseq2 and edger?</w:t>
+      </w:r>
+    </w:p>
     <w:sectPr>
       <w:pgSz w:w="11906" w:h="16838"/>
       <w:pgMar w:top="1440" w:right="1440" w:bottom="1440" w:left="1440" w:header="708" w:footer="708" w:gutter="0"/>
@@ -14,8 +45,121 @@
 </file>
 
 <file path=word/numbering.xml><?xml version="1.0" encoding="utf-8"?>
-<w:numbering xmlns:wpc="http://schemas.microsoft.com/office/word/2010/wordprocessingCanvas" xmlns:cx="http://schemas.microsoft.com/office/drawing/2014/chartex" xmlns:cx1="http://schemas.microsoft.com/office/drawing/2015/9/8/chartex" xmlns:cx2="http://schemas.microsoft.com/office/drawing/2015/10/21/chartex" xmlns:cx3="http://schemas.microsoft.com/office/drawing/2016/5/9/chartex" xmlns:cx4="http://schemas.microsoft.com/office/drawing/2016/5/10/chartex" xmlns:cx5="http://schemas.microsoft.com/office/drawing/2016/5/11/chartex" xmlns:cx6="http://schemas.microsoft.com/office/drawing/2016/5/12/chartex" xmlns:cx7="http://schemas.microsoft.com/office/drawing/2016/5/13/chartex" xmlns:cx8="http://schemas.microsoft.com/office/drawing/2016/5/14/chartex" xmlns:mc="http://schemas.openxmlformats.org/markup-compatibility/2006" xmlns:aink="http://schemas.microsoft.com/office/drawing/2016/ink" xmlns:am3d="http://schemas.microsoft.com/office/drawing/2017/model3d" xmlns:o="urn:schemas-microsoft-com:office:office" xmlns:oel="http://schemas.microsoft.com/office/2019/extlst" xmlns:r="http://schemas.openxmlformats.org/officeDocument/2006/relationships" xmlns:m="http://schemas.openxmlformats.org/officeDocument/2006/math" xmlns:v="urn:schemas-microsoft-com:vml" xmlns:wp14="http://schemas.microsoft.com/office/word/2010/wordprocessingDrawing" xmlns:wp="http://schemas.openxmlformats.org/drawingml/2006/wordprocessingDrawing" xmlns:w10="urn:schemas-microsoft-com:office:word" xmlns:w="http://schemas.openxmlformats.org/wordprocessingml/2006/main" xmlns:w14="http://schemas.microsoft.com/office/word/2010/wordml" xmlns:w15="http://schemas.microsoft.com/office/word/2012/wordml" xmlns:w16cex="http://schemas.microsoft.com/office/word/2018/wordml/cex" xmlns:w16cid="http://schemas.microsoft.com/office/word/2016/wordml/cid" xmlns:w16="http://schemas.microsoft.com/office/word/2018/wordml" xmlns:w16du="http://schemas.microsoft.com/office/word/2023/wordml/word16du" xmlns:w16sdtdh="http://schemas.microsoft.com/office/word/2020/wordml/sdtdatahash" xmlns:w16sdtfl="http://schemas.microsoft.com/office/word/2024/wordml/sdtformatlock" xmlns:w16se="http://schemas.microsoft.com/office/word/2015/wordml/symex" xmlns:wpg="http://schemas.microsoft.com/office/word/2010/wordprocessingGroup" xmlns:wpi="http://schemas.microsoft.com/office/word/2010/wordprocessingInk" xmlns:wne="http://schemas.microsoft.com/office/word/2006/wordml" xmlns:wps="http://schemas.microsoft.com/office/word/2010/wordprocessingShape" mc:Ignorable="w14 w15 w16se w16cid w16 w16cex w16sdtdh w16sdtfl w16du wp14">
+<w:numbering xmlns:wpc="http://schemas.microsoft.com/office/word/2010/wordprocessingCanvas" xmlns:cx="http://schemas.microsoft.com/office/drawing/2014/chartex" xmlns:cx1="http://schemas.microsoft.com/office/drawing/2015/9/8/chartex" xmlns:cx2="http://schemas.microsoft.com/office/drawing/2015/10/21/chartex" xmlns:cx3="http://schemas.microsoft.com/office/drawing/2016/5/9/chartex" xmlns:cx4="http://schemas.microsoft.com/office/drawing/2016/5/10/chartex" xmlns:cx5="http://schemas.microsoft.com/office/drawing/2016/5/11/chartex" xmlns:cx6="http://schemas.microsoft.com/office/drawing/2016/5/12/chartex" xmlns:cx7="http://schemas.microsoft.com/office/drawing/2016/5/13/chartex" xmlns:cx8="http://schemas.microsoft.com/office/drawing/2016/5/14/chartex" xmlns:mc="http://schemas.openxmlformats.org/markup-compatibility/2006" xmlns:m="http://schemas.openxmlformats.org/officeDocument/2006/math" xmlns:aink="http://schemas.microsoft.com/office/drawing/2016/ink" xmlns:am3d="http://schemas.microsoft.com/office/drawing/2017/model3d" xmlns:oel="http://schemas.microsoft.com/office/2019/extlst" xmlns:r="http://schemas.openxmlformats.org/officeDocument/2006/relationships" xmlns:wp14="http://schemas.microsoft.com/office/word/2010/wordprocessingDrawing" xmlns:wp="http://schemas.openxmlformats.org/drawingml/2006/wordprocessingDrawing" xmlns:wpg="http://schemas.microsoft.com/office/word/2010/wordprocessingGroup" xmlns:wpi="http://schemas.microsoft.com/office/word/2010/wordprocessingInk" xmlns:wps="http://schemas.microsoft.com/office/word/2010/wordprocessingShape" xmlns:o="urn:schemas-microsoft-com:office:office" xmlns:v="urn:schemas-microsoft-com:vml" xmlns:w10="urn:schemas-microsoft-com:office:word" xmlns:w="http://schemas.openxmlformats.org/wordprocessingml/2006/main" xmlns:w14="http://schemas.microsoft.com/office/word/2010/wordml" xmlns:w15="http://schemas.microsoft.com/office/word/2012/wordml" xmlns:w16cex="http://schemas.microsoft.com/office/word/2018/wordml/cex" xmlns:w16cid="http://schemas.microsoft.com/office/word/2016/wordml/cid" xmlns:w16="http://schemas.microsoft.com/office/word/2018/wordml" xmlns:w16sdtdh="http://schemas.microsoft.com/office/word/2020/wordml/sdtdatahash" xmlns:w16sdtfl="http://schemas.microsoft.com/office/word/2024/wordml/sdtformatlock" xmlns:w16se="http://schemas.microsoft.com/office/word/2015/wordml/symex" xmlns:w16du="http://schemas.microsoft.com/office/word/2023/wordml/word16du" xmlns:wne="http://schemas.microsoft.com/office/word/2006/wordml" mc:Ignorable="w14 w15 w16se w16cid w16 w16cex w16sdtdh w16sdtfl w16du wp14">
   <w:abstractNum w:abstractNumId="0" w15:restartNumberingAfterBreak="0">
+    <w:nsid w:val="5DDB6516"/>
+    <w:multiLevelType w:val="hybridMultilevel"/>
+    <w:tmpl w:val="9642E9F4"/>
+    <w:lvl w:ilvl="0" w:tplc="08090001">
+      <w:start w:val="1"/>
+      <w:numFmt w:val="bullet"/>
+      <w:lvlText w:val=""/>
+      <w:lvlJc w:val="left"/>
+      <w:pPr>
+        <w:ind w:left="720" w:hanging="360"/>
+      </w:pPr>
+      <w:rPr>
+        <w:rFonts w:ascii="Symbol" w:hAnsi="Symbol" w:hint="default"/>
+      </w:rPr>
+    </w:lvl>
+    <w:lvl w:ilvl="1" w:tplc="08090003" w:tentative="1">
+      <w:start w:val="1"/>
+      <w:numFmt w:val="bullet"/>
+      <w:lvlText w:val="o"/>
+      <w:lvlJc w:val="left"/>
+      <w:pPr>
+        <w:ind w:left="1440" w:hanging="360"/>
+      </w:pPr>
+      <w:rPr>
+        <w:rFonts w:ascii="Courier New" w:hAnsi="Courier New" w:cs="Courier New" w:hint="default"/>
+      </w:rPr>
+    </w:lvl>
+    <w:lvl w:ilvl="2" w:tplc="08090005" w:tentative="1">
+      <w:start w:val="1"/>
+      <w:numFmt w:val="bullet"/>
+      <w:lvlText w:val=""/>
+      <w:lvlJc w:val="left"/>
+      <w:pPr>
+        <w:ind w:left="2160" w:hanging="360"/>
+      </w:pPr>
+      <w:rPr>
+        <w:rFonts w:ascii="Wingdings" w:hAnsi="Wingdings" w:hint="default"/>
+      </w:rPr>
+    </w:lvl>
+    <w:lvl w:ilvl="3" w:tplc="08090001" w:tentative="1">
+      <w:start w:val="1"/>
+      <w:numFmt w:val="bullet"/>
+      <w:lvlText w:val=""/>
+      <w:lvlJc w:val="left"/>
+      <w:pPr>
+        <w:ind w:left="2880" w:hanging="360"/>
+      </w:pPr>
+      <w:rPr>
+        <w:rFonts w:ascii="Symbol" w:hAnsi="Symbol" w:hint="default"/>
+      </w:rPr>
+    </w:lvl>
+    <w:lvl w:ilvl="4" w:tplc="08090003" w:tentative="1">
+      <w:start w:val="1"/>
+      <w:numFmt w:val="bullet"/>
+      <w:lvlText w:val="o"/>
+      <w:lvlJc w:val="left"/>
+      <w:pPr>
+        <w:ind w:left="3600" w:hanging="360"/>
+      </w:pPr>
+      <w:rPr>
+        <w:rFonts w:ascii="Courier New" w:hAnsi="Courier New" w:cs="Courier New" w:hint="default"/>
+      </w:rPr>
+    </w:lvl>
+    <w:lvl w:ilvl="5" w:tplc="08090005" w:tentative="1">
+      <w:start w:val="1"/>
+      <w:numFmt w:val="bullet"/>
+      <w:lvlText w:val=""/>
+      <w:lvlJc w:val="left"/>
+      <w:pPr>
+        <w:ind w:left="4320" w:hanging="360"/>
+      </w:pPr>
+      <w:rPr>
+        <w:rFonts w:ascii="Wingdings" w:hAnsi="Wingdings" w:hint="default"/>
+      </w:rPr>
+    </w:lvl>
+    <w:lvl w:ilvl="6" w:tplc="08090001" w:tentative="1">
+      <w:start w:val="1"/>
+      <w:numFmt w:val="bullet"/>
+      <w:lvlText w:val=""/>
+      <w:lvlJc w:val="left"/>
+      <w:pPr>
+        <w:ind w:left="5040" w:hanging="360"/>
+      </w:pPr>
+      <w:rPr>
+        <w:rFonts w:ascii="Symbol" w:hAnsi="Symbol" w:hint="default"/>
+      </w:rPr>
+    </w:lvl>
+    <w:lvl w:ilvl="7" w:tplc="08090003" w:tentative="1">
+      <w:start w:val="1"/>
+      <w:numFmt w:val="bullet"/>
+      <w:lvlText w:val="o"/>
+      <w:lvlJc w:val="left"/>
+      <w:pPr>
+        <w:ind w:left="5760" w:hanging="360"/>
+      </w:pPr>
+      <w:rPr>
+        <w:rFonts w:ascii="Courier New" w:hAnsi="Courier New" w:cs="Courier New" w:hint="default"/>
+      </w:rPr>
+    </w:lvl>
+    <w:lvl w:ilvl="8" w:tplc="08090005" w:tentative="1">
+      <w:start w:val="1"/>
+      <w:numFmt w:val="bullet"/>
+      <w:lvlText w:val=""/>
+      <w:lvlJc w:val="left"/>
+      <w:pPr>
+        <w:ind w:left="6480" w:hanging="360"/>
+      </w:pPr>
+      <w:rPr>
+        <w:rFonts w:ascii="Wingdings" w:hAnsi="Wingdings" w:hint="default"/>
+      </w:rPr>
+    </w:lvl>
+  </w:abstractNum>
+  <w:abstractNum w:abstractNumId="1" w15:restartNumberingAfterBreak="0">
     <w:nsid w:val="746A5C0A"/>
     <w:multiLevelType w:val="hybridMultilevel"/>
     <w:tmpl w:val="50DEA51A"/>
@@ -129,13 +273,16 @@
     </w:lvl>
   </w:abstractNum>
   <w:num w:numId="1" w16cid:durableId="853226515">
+    <w:abstractNumId w:val="1"/>
+  </w:num>
+  <w:num w:numId="2" w16cid:durableId="1337922806">
     <w:abstractNumId w:val="0"/>
   </w:num>
 </w:numbering>
 </file>
 
 <file path=word/styles.xml><?xml version="1.0" encoding="utf-8"?>
-<w:styles xmlns:mc="http://schemas.openxmlformats.org/markup-compatibility/2006" xmlns:r="http://schemas.openxmlformats.org/officeDocument/2006/relationships" xmlns:w="http://schemas.openxmlformats.org/wordprocessingml/2006/main" xmlns:w14="http://schemas.microsoft.com/office/word/2010/wordml" xmlns:w15="http://schemas.microsoft.com/office/word/2012/wordml" xmlns:w16cex="http://schemas.microsoft.com/office/word/2018/wordml/cex" xmlns:w16cid="http://schemas.microsoft.com/office/word/2016/wordml/cid" xmlns:w16="http://schemas.microsoft.com/office/word/2018/wordml" xmlns:w16du="http://schemas.microsoft.com/office/word/2023/wordml/word16du" xmlns:w16sdtdh="http://schemas.microsoft.com/office/word/2020/wordml/sdtdatahash" xmlns:w16sdtfl="http://schemas.microsoft.com/office/word/2024/wordml/sdtformatlock" xmlns:w16se="http://schemas.microsoft.com/office/word/2015/wordml/symex" mc:Ignorable="w14 w15 w16se w16cid w16 w16cex w16sdtdh w16sdtfl w16du">
+<w:styles xmlns:mc="http://schemas.openxmlformats.org/markup-compatibility/2006" xmlns:r="http://schemas.openxmlformats.org/officeDocument/2006/relationships" xmlns:w="http://schemas.openxmlformats.org/wordprocessingml/2006/main" xmlns:w14="http://schemas.microsoft.com/office/word/2010/wordml" xmlns:w15="http://schemas.microsoft.com/office/word/2012/wordml" xmlns:w16cex="http://schemas.microsoft.com/office/word/2018/wordml/cex" xmlns:w16cid="http://schemas.microsoft.com/office/word/2016/wordml/cid" xmlns:w16="http://schemas.microsoft.com/office/word/2018/wordml" xmlns:w16sdtdh="http://schemas.microsoft.com/office/word/2020/wordml/sdtdatahash" xmlns:w16sdtfl="http://schemas.microsoft.com/office/word/2024/wordml/sdtformatlock" xmlns:w16se="http://schemas.microsoft.com/office/word/2015/wordml/symex" xmlns:w16du="http://schemas.microsoft.com/office/word/2023/wordml/word16du" mc:Ignorable="w14 w15 w16se w16cid w16 w16cex w16sdtdh w16sdtfl w16du">
   <w:docDefaults>
     <w:rPrDefault>
       <w:rPr>

--- a/write_up/drafts/3_materials_and_methods/methods_plan.docx
+++ b/write_up/drafts/3_materials_and_methods/methods_plan.docx
@@ -4,6 +4,21 @@
   <w:body>
     <w:p>
       <w:pPr>
+        <w:rPr>
+          <w:b/>
+          <w:bCs/>
+        </w:rPr>
+      </w:pPr>
+      <w:r>
+        <w:rPr>
+          <w:b/>
+          <w:bCs/>
+        </w:rPr>
+        <w:t>Notes</w:t>
+      </w:r>
+    </w:p>
+    <w:p>
+      <w:pPr>
         <w:pStyle w:val="ListParagraph"/>
         <w:numPr>
           <w:ilvl w:val="0"/>
@@ -11,7 +26,77 @@
         </w:numPr>
       </w:pPr>
       <w:r>
-        <w:t>No background universe selected as EVs act on a diverse range of cells therefore this would have limited the scope.</w:t>
+        <w:t xml:space="preserve">Use harmonisation of de </w:t>
+      </w:r>
+      <w:proofErr w:type="spellStart"/>
+      <w:r>
+        <w:t>mirnas</w:t>
+      </w:r>
+      <w:proofErr w:type="spellEnd"/>
+      <w:r>
+        <w:t xml:space="preserve"> from deseq2 and edger?</w:t>
+      </w:r>
+      <w:r>
+        <w:t xml:space="preserve"> </w:t>
+      </w:r>
+      <w:r>
+        <w:rPr>
+          <w:b/>
+          <w:bCs/>
+        </w:rPr>
+        <w:t>Not going to do this as might lose some DE miRNAs but would be nice to see what the difference between them is</w:t>
+      </w:r>
+    </w:p>
+    <w:p/>
+    <w:p>
+      <w:r>
+        <w:rPr>
+          <w:b/>
+          <w:bCs/>
+        </w:rPr>
+        <w:t>S</w:t>
+      </w:r>
+      <w:r>
+        <w:rPr>
+          <w:b/>
+          <w:bCs/>
+        </w:rPr>
+        <w:t>ections</w:t>
+      </w:r>
+    </w:p>
+    <w:p>
+      <w:pPr>
+        <w:pStyle w:val="ListParagraph"/>
+        <w:numPr>
+          <w:ilvl w:val="0"/>
+          <w:numId w:val="3"/>
+        </w:numPr>
+        <w:rPr>
+          <w:sz w:val="28"/>
+          <w:szCs w:val="28"/>
+        </w:rPr>
+      </w:pPr>
+      <w:r>
+        <w:rPr>
+          <w:sz w:val="28"/>
+          <w:szCs w:val="28"/>
+        </w:rPr>
+        <w:t>Raw data and references</w:t>
+      </w:r>
+    </w:p>
+    <w:p>
+      <w:pPr>
+        <w:rPr>
+          <w:b/>
+          <w:bCs/>
+        </w:rPr>
+      </w:pPr>
+      <w:r>
+        <w:rPr>
+          <w:b/>
+          <w:bCs/>
+        </w:rPr>
+        <w:t>Raw Data</w:t>
       </w:r>
     </w:p>
     <w:p>
@@ -23,17 +108,1103 @@
         </w:numPr>
       </w:pPr>
       <w:r>
-        <w:t xml:space="preserve">Use harmonisation of de </w:t>
-      </w:r>
+        <w:t>GH/Will’s data from UoN experiment</w:t>
+      </w:r>
+    </w:p>
+    <w:p>
+      <w:pPr>
+        <w:pStyle w:val="ListParagraph"/>
+        <w:numPr>
+          <w:ilvl w:val="0"/>
+          <w:numId w:val="2"/>
+        </w:numPr>
+      </w:pPr>
       <w:proofErr w:type="spellStart"/>
       <w:r>
-        <w:t>mirnas</w:t>
+        <w:t>TamiRNA</w:t>
       </w:r>
       <w:proofErr w:type="spellEnd"/>
       <w:r>
-        <w:t xml:space="preserve"> from deseq2 and edger?</w:t>
-      </w:r>
-    </w:p>
+        <w:t xml:space="preserve"> sequencing using mind pipeline [reference]</w:t>
+      </w:r>
+    </w:p>
+    <w:p>
+      <w:pPr>
+        <w:pStyle w:val="ListParagraph"/>
+        <w:numPr>
+          <w:ilvl w:val="1"/>
+          <w:numId w:val="2"/>
+        </w:numPr>
+      </w:pPr>
+      <w:proofErr w:type="spellStart"/>
+      <w:r>
+        <w:t>Fastq</w:t>
+      </w:r>
+      <w:proofErr w:type="spellEnd"/>
+      <w:r>
+        <w:t xml:space="preserve"> (containing spike-ins)</w:t>
+      </w:r>
+    </w:p>
+    <w:p>
+      <w:pPr>
+        <w:pStyle w:val="ListParagraph"/>
+      </w:pPr>
+    </w:p>
+    <w:p>
+      <w:pPr>
+        <w:rPr>
+          <w:b/>
+          <w:bCs/>
+        </w:rPr>
+      </w:pPr>
+      <w:r>
+        <w:rPr>
+          <w:b/>
+          <w:bCs/>
+        </w:rPr>
+        <w:t>References</w:t>
+      </w:r>
+    </w:p>
+    <w:p>
+      <w:pPr>
+        <w:pStyle w:val="ListParagraph"/>
+        <w:numPr>
+          <w:ilvl w:val="0"/>
+          <w:numId w:val="2"/>
+        </w:numPr>
+        <w:rPr>
+          <w:sz w:val="28"/>
+          <w:szCs w:val="28"/>
+        </w:rPr>
+      </w:pPr>
+      <w:r>
+        <w:t>Mature miRNAs</w:t>
+      </w:r>
+    </w:p>
+    <w:p>
+      <w:pPr>
+        <w:pStyle w:val="ListParagraph"/>
+        <w:numPr>
+          <w:ilvl w:val="0"/>
+          <w:numId w:val="2"/>
+        </w:numPr>
+        <w:rPr>
+          <w:sz w:val="28"/>
+          <w:szCs w:val="28"/>
+        </w:rPr>
+      </w:pPr>
+      <w:r>
+        <w:t>Hairpin miRNAs</w:t>
+      </w:r>
+    </w:p>
+    <w:p>
+      <w:pPr>
+        <w:rPr>
+          <w:sz w:val="28"/>
+          <w:szCs w:val="28"/>
+        </w:rPr>
+      </w:pPr>
+    </w:p>
+    <w:p>
+      <w:pPr>
+        <w:pStyle w:val="ListParagraph"/>
+        <w:numPr>
+          <w:ilvl w:val="0"/>
+          <w:numId w:val="3"/>
+        </w:numPr>
+        <w:rPr>
+          <w:sz w:val="28"/>
+          <w:szCs w:val="28"/>
+        </w:rPr>
+      </w:pPr>
+      <w:r>
+        <w:rPr>
+          <w:sz w:val="28"/>
+          <w:szCs w:val="28"/>
+        </w:rPr>
+        <w:t>Trimming</w:t>
+      </w:r>
+    </w:p>
+    <w:p>
+      <w:r>
+        <w:rPr>
+          <w:b/>
+          <w:bCs/>
+        </w:rPr>
+        <w:t>Software</w:t>
+      </w:r>
+    </w:p>
+    <w:p>
+      <w:pPr>
+        <w:pStyle w:val="ListParagraph"/>
+        <w:numPr>
+          <w:ilvl w:val="0"/>
+          <w:numId w:val="4"/>
+        </w:numPr>
+      </w:pPr>
+      <w:proofErr w:type="spellStart"/>
+      <w:r>
+        <w:t>Cutadapt</w:t>
+      </w:r>
+      <w:proofErr w:type="spellEnd"/>
+      <w:r>
+        <w:t xml:space="preserve"> </w:t>
+      </w:r>
+    </w:p>
+    <w:p>
+      <w:r>
+        <w:rPr>
+          <w:b/>
+          <w:bCs/>
+        </w:rPr>
+        <w:t>Parameters</w:t>
+      </w:r>
+    </w:p>
+    <w:p>
+      <w:pPr>
+        <w:pStyle w:val="ListParagraph"/>
+        <w:numPr>
+          <w:ilvl w:val="1"/>
+          <w:numId w:val="3"/>
+        </w:numPr>
+      </w:pPr>
+      <w:r>
+        <w:t>Min length = 17</w:t>
+      </w:r>
+    </w:p>
+    <w:p>
+      <w:pPr>
+        <w:pStyle w:val="ListParagraph"/>
+        <w:numPr>
+          <w:ilvl w:val="1"/>
+          <w:numId w:val="3"/>
+        </w:numPr>
+      </w:pPr>
+      <w:r>
+        <w:t>Min qual = 30</w:t>
+      </w:r>
+    </w:p>
+    <w:p>
+      <w:pPr>
+        <w:pStyle w:val="ListParagraph"/>
+        <w:numPr>
+          <w:ilvl w:val="1"/>
+          <w:numId w:val="3"/>
+        </w:numPr>
+      </w:pPr>
+      <w:r>
+        <w:t xml:space="preserve">Adapter = </w:t>
+      </w:r>
+      <w:r>
+        <w:t>Realseq3P=TGGAATTCTC</w:t>
+      </w:r>
+    </w:p>
+    <w:p>
+      <w:pPr>
+        <w:pStyle w:val="ListParagraph"/>
+        <w:numPr>
+          <w:ilvl w:val="1"/>
+          <w:numId w:val="3"/>
+        </w:numPr>
+      </w:pPr>
+      <w:r>
+        <w:t>Flag = u1</w:t>
+      </w:r>
+    </w:p>
+    <w:p>
+      <w:pPr>
+        <w:pStyle w:val="ListParagraph"/>
+        <w:numPr>
+          <w:ilvl w:val="1"/>
+          <w:numId w:val="3"/>
+        </w:numPr>
+      </w:pPr>
+      <w:r>
+        <w:t>Flag = --discard-untrimmed</w:t>
+      </w:r>
+    </w:p>
+    <w:p>
+      <w:pPr>
+        <w:pStyle w:val="ListParagraph"/>
+        <w:ind w:left="1440"/>
+      </w:pPr>
+    </w:p>
+    <w:p>
+      <w:pPr>
+        <w:pStyle w:val="ListParagraph"/>
+        <w:numPr>
+          <w:ilvl w:val="0"/>
+          <w:numId w:val="3"/>
+        </w:numPr>
+        <w:rPr>
+          <w:sz w:val="28"/>
+          <w:szCs w:val="28"/>
+        </w:rPr>
+      </w:pPr>
+      <w:r>
+        <w:rPr>
+          <w:sz w:val="28"/>
+          <w:szCs w:val="28"/>
+        </w:rPr>
+        <w:t>Quality control</w:t>
+      </w:r>
+    </w:p>
+    <w:p>
+      <w:pPr>
+        <w:rPr>
+          <w:b/>
+          <w:bCs/>
+        </w:rPr>
+      </w:pPr>
+    </w:p>
+    <w:p>
+      <w:pPr>
+        <w:rPr>
+          <w:b/>
+          <w:bCs/>
+        </w:rPr>
+      </w:pPr>
+      <w:r>
+        <w:rPr>
+          <w:b/>
+          <w:bCs/>
+        </w:rPr>
+        <w:t>Software</w:t>
+      </w:r>
+    </w:p>
+    <w:p>
+      <w:pPr>
+        <w:pStyle w:val="ListParagraph"/>
+        <w:numPr>
+          <w:ilvl w:val="0"/>
+          <w:numId w:val="4"/>
+        </w:numPr>
+      </w:pPr>
+      <w:proofErr w:type="spellStart"/>
+      <w:r>
+        <w:t>FastQC</w:t>
+      </w:r>
+      <w:proofErr w:type="spellEnd"/>
+    </w:p>
+    <w:p>
+      <w:pPr>
+        <w:pStyle w:val="ListParagraph"/>
+        <w:numPr>
+          <w:ilvl w:val="0"/>
+          <w:numId w:val="4"/>
+        </w:numPr>
+      </w:pPr>
+      <w:proofErr w:type="spellStart"/>
+      <w:r>
+        <w:t>Mirtrace</w:t>
+      </w:r>
+      <w:proofErr w:type="spellEnd"/>
+      <w:r>
+        <w:t xml:space="preserve"> </w:t>
+      </w:r>
+    </w:p>
+    <w:p>
+      <w:pPr>
+        <w:pStyle w:val="ListParagraph"/>
+        <w:numPr>
+          <w:ilvl w:val="0"/>
+          <w:numId w:val="4"/>
+        </w:numPr>
+      </w:pPr>
+      <w:proofErr w:type="spellStart"/>
+      <w:r>
+        <w:lastRenderedPageBreak/>
+        <w:t>MultiQC</w:t>
+      </w:r>
+      <w:proofErr w:type="spellEnd"/>
+    </w:p>
+    <w:p>
+      <w:pPr>
+        <w:rPr>
+          <w:b/>
+          <w:bCs/>
+        </w:rPr>
+      </w:pPr>
+      <w:r>
+        <w:rPr>
+          <w:b/>
+          <w:bCs/>
+        </w:rPr>
+        <w:t>Parameters</w:t>
+      </w:r>
+    </w:p>
+    <w:p>
+      <w:pPr>
+        <w:pStyle w:val="ListParagraph"/>
+        <w:numPr>
+          <w:ilvl w:val="0"/>
+          <w:numId w:val="5"/>
+        </w:numPr>
+      </w:pPr>
+      <w:r>
+        <w:t>.</w:t>
+      </w:r>
+    </w:p>
+    <w:p/>
+    <w:p>
+      <w:pPr>
+        <w:pStyle w:val="ListParagraph"/>
+        <w:numPr>
+          <w:ilvl w:val="0"/>
+          <w:numId w:val="3"/>
+        </w:numPr>
+        <w:rPr>
+          <w:sz w:val="28"/>
+          <w:szCs w:val="28"/>
+        </w:rPr>
+      </w:pPr>
+      <w:r>
+        <w:rPr>
+          <w:sz w:val="28"/>
+          <w:szCs w:val="28"/>
+        </w:rPr>
+        <w:t>Mapping</w:t>
+      </w:r>
+    </w:p>
+    <w:p>
+      <w:pPr>
+        <w:rPr>
+          <w:b/>
+          <w:bCs/>
+        </w:rPr>
+      </w:pPr>
+      <w:r>
+        <w:rPr>
+          <w:b/>
+          <w:bCs/>
+        </w:rPr>
+        <w:t>Software</w:t>
+      </w:r>
+    </w:p>
+    <w:p>
+      <w:pPr>
+        <w:pStyle w:val="ListParagraph"/>
+        <w:numPr>
+          <w:ilvl w:val="0"/>
+          <w:numId w:val="4"/>
+        </w:numPr>
+      </w:pPr>
+      <w:r>
+        <w:t>miRDeep2 mapper.pl</w:t>
+      </w:r>
+    </w:p>
+    <w:p>
+      <w:pPr>
+        <w:rPr>
+          <w:b/>
+          <w:bCs/>
+        </w:rPr>
+      </w:pPr>
+      <w:r>
+        <w:rPr>
+          <w:b/>
+          <w:bCs/>
+        </w:rPr>
+        <w:t>Parameters</w:t>
+      </w:r>
+    </w:p>
+    <w:p>
+      <w:pPr>
+        <w:pStyle w:val="ListParagraph"/>
+        <w:numPr>
+          <w:ilvl w:val="0"/>
+          <w:numId w:val="6"/>
+        </w:numPr>
+      </w:pPr>
+      <w:r>
+        <w:t>Min length = 17</w:t>
+      </w:r>
+    </w:p>
+    <w:p/>
+    <w:p>
+      <w:pPr>
+        <w:pStyle w:val="ListParagraph"/>
+        <w:numPr>
+          <w:ilvl w:val="0"/>
+          <w:numId w:val="3"/>
+        </w:numPr>
+        <w:rPr>
+          <w:sz w:val="28"/>
+          <w:szCs w:val="28"/>
+        </w:rPr>
+      </w:pPr>
+      <w:r>
+        <w:rPr>
+          <w:sz w:val="28"/>
+          <w:szCs w:val="28"/>
+        </w:rPr>
+        <w:t>Count quantification</w:t>
+      </w:r>
+    </w:p>
+    <w:p>
+      <w:pPr>
+        <w:rPr>
+          <w:b/>
+          <w:bCs/>
+        </w:rPr>
+      </w:pPr>
+      <w:r>
+        <w:rPr>
+          <w:b/>
+          <w:bCs/>
+        </w:rPr>
+        <w:t>Software</w:t>
+      </w:r>
+    </w:p>
+    <w:p>
+      <w:pPr>
+        <w:pStyle w:val="ListParagraph"/>
+        <w:numPr>
+          <w:ilvl w:val="0"/>
+          <w:numId w:val="4"/>
+        </w:numPr>
+      </w:pPr>
+      <w:r>
+        <w:t xml:space="preserve">miRDeep2 </w:t>
+      </w:r>
+      <w:r>
+        <w:t>quantifier</w:t>
+      </w:r>
+      <w:r>
+        <w:t>.pl</w:t>
+      </w:r>
+    </w:p>
+    <w:p>
+      <w:pPr>
+        <w:pStyle w:val="ListParagraph"/>
+      </w:pPr>
+    </w:p>
+    <w:p>
+      <w:pPr>
+        <w:rPr>
+          <w:b/>
+          <w:bCs/>
+        </w:rPr>
+      </w:pPr>
+      <w:r>
+        <w:rPr>
+          <w:b/>
+          <w:bCs/>
+        </w:rPr>
+        <w:t>Parameters</w:t>
+      </w:r>
+    </w:p>
+    <w:p>
+      <w:pPr>
+        <w:pStyle w:val="ListParagraph"/>
+        <w:numPr>
+          <w:ilvl w:val="0"/>
+          <w:numId w:val="7"/>
+        </w:numPr>
+      </w:pPr>
+      <w:r>
+        <w:t>Default</w:t>
+      </w:r>
+    </w:p>
+    <w:p/>
+    <w:p>
+      <w:pPr>
+        <w:pStyle w:val="ListParagraph"/>
+        <w:numPr>
+          <w:ilvl w:val="0"/>
+          <w:numId w:val="3"/>
+        </w:numPr>
+        <w:rPr>
+          <w:sz w:val="28"/>
+          <w:szCs w:val="28"/>
+        </w:rPr>
+      </w:pPr>
+      <w:r>
+        <w:rPr>
+          <w:sz w:val="28"/>
+          <w:szCs w:val="28"/>
+        </w:rPr>
+        <w:t>DE analysis</w:t>
+      </w:r>
+    </w:p>
+    <w:p>
+      <w:pPr>
+        <w:rPr>
+          <w:b/>
+          <w:bCs/>
+        </w:rPr>
+      </w:pPr>
+      <w:r>
+        <w:rPr>
+          <w:b/>
+          <w:bCs/>
+        </w:rPr>
+        <w:t>Software</w:t>
+      </w:r>
+    </w:p>
+    <w:p>
+      <w:pPr>
+        <w:pStyle w:val="ListParagraph"/>
+        <w:numPr>
+          <w:ilvl w:val="0"/>
+          <w:numId w:val="4"/>
+        </w:numPr>
+      </w:pPr>
+      <w:proofErr w:type="spellStart"/>
+      <w:r>
+        <w:t>edgeR</w:t>
+      </w:r>
+      <w:proofErr w:type="spellEnd"/>
+    </w:p>
+    <w:p>
+      <w:pPr>
+        <w:rPr>
+          <w:b/>
+          <w:bCs/>
+        </w:rPr>
+      </w:pPr>
+      <w:r>
+        <w:rPr>
+          <w:b/>
+          <w:bCs/>
+        </w:rPr>
+        <w:t>Parameters</w:t>
+      </w:r>
+    </w:p>
+    <w:p>
+      <w:pPr>
+        <w:pStyle w:val="ListParagraph"/>
+        <w:numPr>
+          <w:ilvl w:val="0"/>
+          <w:numId w:val="8"/>
+        </w:numPr>
+      </w:pPr>
+      <w:r>
+        <w:t>TMM normalisation</w:t>
+      </w:r>
+      <w:r>
+        <w:t xml:space="preserve"> (</w:t>
+      </w:r>
+      <w:proofErr w:type="spellStart"/>
+      <w:proofErr w:type="gramStart"/>
+      <w:r>
+        <w:t>normLibSizes</w:t>
+      </w:r>
+      <w:proofErr w:type="spellEnd"/>
+      <w:r>
+        <w:t>(</w:t>
+      </w:r>
+      <w:proofErr w:type="gramEnd"/>
+      <w:r>
+        <w:t>))</w:t>
+      </w:r>
+    </w:p>
+    <w:p>
+      <w:pPr>
+        <w:pStyle w:val="ListParagraph"/>
+        <w:numPr>
+          <w:ilvl w:val="0"/>
+          <w:numId w:val="8"/>
+        </w:numPr>
+      </w:pPr>
+      <w:r>
+        <w:t>Filtered to retain rows that have worthwhile counts in &gt;=2 samples (</w:t>
+      </w:r>
+      <w:proofErr w:type="spellStart"/>
+      <w:proofErr w:type="gramStart"/>
+      <w:r>
+        <w:t>filterByExpr</w:t>
+      </w:r>
+      <w:proofErr w:type="spellEnd"/>
+      <w:r>
+        <w:t>(</w:t>
+      </w:r>
+      <w:proofErr w:type="gramEnd"/>
+      <w:r>
+        <w:t>)).</w:t>
+      </w:r>
+    </w:p>
+    <w:p>
+      <w:pPr>
+        <w:pStyle w:val="ListParagraph"/>
+        <w:numPr>
+          <w:ilvl w:val="0"/>
+          <w:numId w:val="8"/>
+        </w:numPr>
+      </w:pPr>
+      <w:r>
+        <w:t>Negative binomial dispersion by weighted likelihood empirical Bayes (</w:t>
+      </w:r>
+      <w:proofErr w:type="spellStart"/>
+      <w:proofErr w:type="gramStart"/>
+      <w:r>
+        <w:t>estimateDisp</w:t>
+      </w:r>
+      <w:proofErr w:type="spellEnd"/>
+      <w:r>
+        <w:t>(</w:t>
+      </w:r>
+      <w:proofErr w:type="gramEnd"/>
+      <w:r>
+        <w:t>))</w:t>
+      </w:r>
+    </w:p>
+    <w:p>
+      <w:pPr>
+        <w:pStyle w:val="ListParagraph"/>
+        <w:numPr>
+          <w:ilvl w:val="0"/>
+          <w:numId w:val="8"/>
+        </w:numPr>
+      </w:pPr>
+      <w:r>
+        <w:t>Q</w:t>
+      </w:r>
+      <w:r>
+        <w:t>uasi-likelihood F-test</w:t>
+      </w:r>
+      <w:r>
+        <w:t xml:space="preserve"> (</w:t>
+      </w:r>
+      <w:proofErr w:type="spellStart"/>
+      <w:proofErr w:type="gramStart"/>
+      <w:r>
+        <w:t>glmQLFit</w:t>
+      </w:r>
+      <w:proofErr w:type="spellEnd"/>
+      <w:r>
+        <w:t>(</w:t>
+      </w:r>
+      <w:proofErr w:type="gramEnd"/>
+      <w:r>
+        <w:t>))</w:t>
+      </w:r>
+    </w:p>
+    <w:p>
+      <w:pPr>
+        <w:pStyle w:val="ListParagraph"/>
+        <w:numPr>
+          <w:ilvl w:val="0"/>
+          <w:numId w:val="8"/>
+        </w:numPr>
+      </w:pPr>
+      <w:r>
+        <w:t>Significance = FDR &lt; 0.05 and |</w:t>
+      </w:r>
+      <w:proofErr w:type="spellStart"/>
+      <w:r>
+        <w:t>logFC</w:t>
+      </w:r>
+      <w:proofErr w:type="spellEnd"/>
+      <w:r>
+        <w:t>| &gt;1</w:t>
+      </w:r>
+    </w:p>
+    <w:p>
+      <w:pPr>
+        <w:pStyle w:val="ListParagraph"/>
+        <w:numPr>
+          <w:ilvl w:val="2"/>
+          <w:numId w:val="8"/>
+        </w:numPr>
+      </w:pPr>
+      <w:r>
+        <w:t>Note: Significance might have to be increased for HDM/Dog</w:t>
+      </w:r>
+    </w:p>
+    <w:p/>
+    <w:p>
+      <w:pPr>
+        <w:pStyle w:val="ListParagraph"/>
+        <w:numPr>
+          <w:ilvl w:val="0"/>
+          <w:numId w:val="3"/>
+        </w:numPr>
+        <w:rPr>
+          <w:sz w:val="28"/>
+          <w:szCs w:val="28"/>
+        </w:rPr>
+      </w:pPr>
+      <w:r>
+        <w:rPr>
+          <w:sz w:val="28"/>
+          <w:szCs w:val="28"/>
+        </w:rPr>
+        <w:lastRenderedPageBreak/>
+        <w:t>FE indirect</w:t>
+      </w:r>
+    </w:p>
+    <w:p>
+      <w:pPr>
+        <w:rPr>
+          <w:b/>
+          <w:bCs/>
+        </w:rPr>
+      </w:pPr>
+      <w:r>
+        <w:rPr>
+          <w:b/>
+          <w:bCs/>
+        </w:rPr>
+        <w:t>Software</w:t>
+      </w:r>
+    </w:p>
+    <w:p>
+      <w:pPr>
+        <w:pStyle w:val="ListParagraph"/>
+        <w:numPr>
+          <w:ilvl w:val="0"/>
+          <w:numId w:val="4"/>
+        </w:numPr>
+      </w:pPr>
+      <w:proofErr w:type="spellStart"/>
+      <w:r>
+        <w:t>ReactomePA</w:t>
+      </w:r>
+      <w:proofErr w:type="spellEnd"/>
+      <w:r>
+        <w:t xml:space="preserve"> package (</w:t>
+      </w:r>
+      <w:proofErr w:type="spellStart"/>
+      <w:r>
+        <w:t>enrichPathway</w:t>
+      </w:r>
+      <w:proofErr w:type="spellEnd"/>
+      <w:r>
+        <w:t>)</w:t>
+      </w:r>
+    </w:p>
+    <w:p>
+      <w:pPr>
+        <w:rPr>
+          <w:b/>
+          <w:bCs/>
+        </w:rPr>
+      </w:pPr>
+      <w:r>
+        <w:rPr>
+          <w:b/>
+          <w:bCs/>
+        </w:rPr>
+        <w:t>Parameters</w:t>
+      </w:r>
+    </w:p>
+    <w:p>
+      <w:pPr>
+        <w:pStyle w:val="ListParagraph"/>
+        <w:numPr>
+          <w:ilvl w:val="0"/>
+          <w:numId w:val="9"/>
+        </w:numPr>
+      </w:pPr>
+      <w:proofErr w:type="spellStart"/>
+      <w:r>
+        <w:t>pvalueCutoff</w:t>
+      </w:r>
+      <w:proofErr w:type="spellEnd"/>
+      <w:r>
+        <w:t xml:space="preserve"> 0.05</w:t>
+      </w:r>
+    </w:p>
+    <w:p>
+      <w:pPr>
+        <w:pStyle w:val="ListParagraph"/>
+        <w:numPr>
+          <w:ilvl w:val="0"/>
+          <w:numId w:val="9"/>
+        </w:numPr>
+      </w:pPr>
+      <w:r>
+        <w:t>adjusted p value calculated using BH (</w:t>
+      </w:r>
+      <w:r>
+        <w:t>Benjamini–Hochberg</w:t>
+      </w:r>
+      <w:r>
+        <w:t>)</w:t>
+      </w:r>
+    </w:p>
+    <w:p>
+      <w:pPr>
+        <w:pStyle w:val="ListParagraph"/>
+        <w:numPr>
+          <w:ilvl w:val="0"/>
+          <w:numId w:val="9"/>
+        </w:numPr>
+      </w:pPr>
+      <w:r>
+        <w:t>B</w:t>
+      </w:r>
+      <w:r>
+        <w:t>ackground universe of all the target genes from all miRNAs detected in the experiment.</w:t>
+      </w:r>
+    </w:p>
+    <w:p>
+      <w:pPr>
+        <w:pStyle w:val="ListParagraph"/>
+        <w:numPr>
+          <w:ilvl w:val="0"/>
+          <w:numId w:val="9"/>
+        </w:numPr>
+      </w:pPr>
+      <w:r>
+        <w:t>Removing target genes supported by weak experimental evidence did not substantially reduce the target gene set</w:t>
+      </w:r>
+      <w:r>
+        <w:drawing>
+          <wp:inline distT="0" distB="0" distL="0" distR="0" wp14:anchorId="411DA8EE" wp14:editId="29E68CAD">
+            <wp:extent cx="2681510" cy="601579"/>
+            <wp:effectExtent l="0" t="0" r="0" b="0"/>
+            <wp:docPr id="722109803" name="Picture 1"/>
+            <wp:cNvGraphicFramePr>
+              <a:graphicFrameLocks xmlns:a="http://schemas.openxmlformats.org/drawingml/2006/main" noChangeAspect="1"/>
+            </wp:cNvGraphicFramePr>
+            <a:graphic xmlns:a="http://schemas.openxmlformats.org/drawingml/2006/main">
+              <a:graphicData uri="http://schemas.openxmlformats.org/drawingml/2006/picture">
+                <pic:pic xmlns:pic="http://schemas.openxmlformats.org/drawingml/2006/picture">
+                  <pic:nvPicPr>
+                    <pic:cNvPr id="722109803" name=""/>
+                    <pic:cNvPicPr/>
+                  </pic:nvPicPr>
+                  <pic:blipFill>
+                    <a:blip r:embed="rId5"/>
+                    <a:stretch>
+                      <a:fillRect/>
+                    </a:stretch>
+                  </pic:blipFill>
+                  <pic:spPr>
+                    <a:xfrm>
+                      <a:off x="0" y="0"/>
+                      <a:ext cx="2763711" cy="620020"/>
+                    </a:xfrm>
+                    <a:prstGeom prst="rect">
+                      <a:avLst/>
+                    </a:prstGeom>
+                  </pic:spPr>
+                </pic:pic>
+              </a:graphicData>
+            </a:graphic>
+          </wp:inline>
+        </w:drawing>
+      </w:r>
+    </w:p>
+    <w:p>
+      <w:pPr>
+        <w:pStyle w:val="ListParagraph"/>
+        <w:numPr>
+          <w:ilvl w:val="0"/>
+          <w:numId w:val="9"/>
+        </w:numPr>
+      </w:pPr>
+      <w:r>
+        <w:t xml:space="preserve">  </w:t>
+      </w:r>
+      <w:proofErr w:type="spellStart"/>
+      <w:r>
+        <w:t>minGSSize</w:t>
+      </w:r>
+      <w:proofErr w:type="spellEnd"/>
+      <w:r>
+        <w:t xml:space="preserve"> = 10</w:t>
+      </w:r>
+    </w:p>
+    <w:p>
+      <w:pPr>
+        <w:pStyle w:val="ListParagraph"/>
+        <w:numPr>
+          <w:ilvl w:val="0"/>
+          <w:numId w:val="9"/>
+        </w:numPr>
+      </w:pPr>
+      <w:r>
+        <w:t xml:space="preserve">  </w:t>
+      </w:r>
+      <w:proofErr w:type="spellStart"/>
+      <w:r>
+        <w:t>maxGSSize</w:t>
+      </w:r>
+      <w:proofErr w:type="spellEnd"/>
+      <w:r>
+        <w:t xml:space="preserve"> = 500</w:t>
+      </w:r>
+    </w:p>
+    <w:p>
+      <w:pPr>
+        <w:pStyle w:val="ListParagraph"/>
+        <w:ind w:left="1440"/>
+      </w:pPr>
+    </w:p>
+    <w:p>
+      <w:pPr>
+        <w:pStyle w:val="ListParagraph"/>
+        <w:ind w:left="1440"/>
+      </w:pPr>
+    </w:p>
+    <w:p/>
+    <w:p>
+      <w:pPr>
+        <w:pStyle w:val="ListParagraph"/>
+        <w:numPr>
+          <w:ilvl w:val="0"/>
+          <w:numId w:val="3"/>
+        </w:numPr>
+        <w:rPr>
+          <w:sz w:val="28"/>
+          <w:szCs w:val="28"/>
+        </w:rPr>
+      </w:pPr>
+      <w:r>
+        <w:rPr>
+          <w:sz w:val="28"/>
+          <w:szCs w:val="28"/>
+        </w:rPr>
+        <w:t>FE direct</w:t>
+      </w:r>
+    </w:p>
+    <w:p>
+      <w:pPr>
+        <w:rPr>
+          <w:b/>
+          <w:bCs/>
+        </w:rPr>
+      </w:pPr>
+      <w:r>
+        <w:rPr>
+          <w:b/>
+          <w:bCs/>
+        </w:rPr>
+        <w:t>Software</w:t>
+      </w:r>
+    </w:p>
+    <w:p>
+      <w:pPr>
+        <w:pStyle w:val="ListParagraph"/>
+        <w:numPr>
+          <w:ilvl w:val="0"/>
+          <w:numId w:val="4"/>
+        </w:numPr>
+      </w:pPr>
+      <w:proofErr w:type="spellStart"/>
+      <w:r>
+        <w:t>miEAA</w:t>
+      </w:r>
+      <w:proofErr w:type="spellEnd"/>
+    </w:p>
+    <w:p>
+      <w:pPr>
+        <w:pStyle w:val="ListParagraph"/>
+        <w:numPr>
+          <w:ilvl w:val="0"/>
+          <w:numId w:val="4"/>
+        </w:numPr>
+      </w:pPr>
+      <w:r>
+        <w:t>TAM 2.0</w:t>
+      </w:r>
+    </w:p>
+    <w:p>
+      <w:pPr>
+        <w:rPr>
+          <w:b/>
+          <w:bCs/>
+        </w:rPr>
+      </w:pPr>
+      <w:r>
+        <w:rPr>
+          <w:b/>
+          <w:bCs/>
+        </w:rPr>
+        <w:t>Parameters</w:t>
+      </w:r>
+    </w:p>
+    <w:p>
+      <w:pPr>
+        <w:pStyle w:val="ListParagraph"/>
+        <w:numPr>
+          <w:ilvl w:val="0"/>
+          <w:numId w:val="10"/>
+        </w:numPr>
+      </w:pPr>
+      <w:r>
+        <w:t>.</w:t>
+      </w:r>
+    </w:p>
+    <w:p/>
+    <w:p>
+      <w:pPr>
+        <w:pStyle w:val="ListParagraph"/>
+        <w:numPr>
+          <w:ilvl w:val="0"/>
+          <w:numId w:val="3"/>
+        </w:numPr>
+        <w:rPr>
+          <w:sz w:val="28"/>
+          <w:szCs w:val="28"/>
+        </w:rPr>
+      </w:pPr>
+      <w:r>
+        <w:rPr>
+          <w:sz w:val="28"/>
+          <w:szCs w:val="28"/>
+        </w:rPr>
+        <w:t>Qiagen</w:t>
+      </w:r>
+    </w:p>
+    <w:p>
+      <w:pPr>
+        <w:rPr>
+          <w:b/>
+          <w:bCs/>
+        </w:rPr>
+      </w:pPr>
+      <w:r>
+        <w:rPr>
+          <w:b/>
+          <w:bCs/>
+        </w:rPr>
+        <w:t>Software</w:t>
+      </w:r>
+    </w:p>
+    <w:p>
+      <w:pPr>
+        <w:pStyle w:val="ListParagraph"/>
+        <w:numPr>
+          <w:ilvl w:val="0"/>
+          <w:numId w:val="4"/>
+        </w:numPr>
+      </w:pPr>
+      <w:r>
+        <w:t>Qiagen IPA</w:t>
+      </w:r>
+    </w:p>
+    <w:p>
+      <w:pPr>
+        <w:rPr>
+          <w:b/>
+          <w:bCs/>
+        </w:rPr>
+      </w:pPr>
+      <w:r>
+        <w:rPr>
+          <w:b/>
+          <w:bCs/>
+        </w:rPr>
+        <w:t>Parameters</w:t>
+      </w:r>
+    </w:p>
+    <w:p>
+      <w:pPr>
+        <w:pStyle w:val="ListParagraph"/>
+        <w:numPr>
+          <w:ilvl w:val="0"/>
+          <w:numId w:val="11"/>
+        </w:numPr>
+      </w:pPr>
+      <w:r>
+        <w:t>.</w:t>
+      </w:r>
+    </w:p>
+    <w:p/>
     <w:sectPr>
       <w:pgSz w:w="11906" w:h="16838"/>
       <w:pgMar w:top="1440" w:right="1440" w:bottom="1440" w:left="1440" w:header="708" w:footer="708" w:gutter="0"/>
@@ -47,9 +1218,98 @@
 <file path=word/numbering.xml><?xml version="1.0" encoding="utf-8"?>
 <w:numbering xmlns:wpc="http://schemas.microsoft.com/office/word/2010/wordprocessingCanvas" xmlns:cx="http://schemas.microsoft.com/office/drawing/2014/chartex" xmlns:cx1="http://schemas.microsoft.com/office/drawing/2015/9/8/chartex" xmlns:cx2="http://schemas.microsoft.com/office/drawing/2015/10/21/chartex" xmlns:cx3="http://schemas.microsoft.com/office/drawing/2016/5/9/chartex" xmlns:cx4="http://schemas.microsoft.com/office/drawing/2016/5/10/chartex" xmlns:cx5="http://schemas.microsoft.com/office/drawing/2016/5/11/chartex" xmlns:cx6="http://schemas.microsoft.com/office/drawing/2016/5/12/chartex" xmlns:cx7="http://schemas.microsoft.com/office/drawing/2016/5/13/chartex" xmlns:cx8="http://schemas.microsoft.com/office/drawing/2016/5/14/chartex" xmlns:mc="http://schemas.openxmlformats.org/markup-compatibility/2006" xmlns:m="http://schemas.openxmlformats.org/officeDocument/2006/math" xmlns:aink="http://schemas.microsoft.com/office/drawing/2016/ink" xmlns:am3d="http://schemas.microsoft.com/office/drawing/2017/model3d" xmlns:oel="http://schemas.microsoft.com/office/2019/extlst" xmlns:r="http://schemas.openxmlformats.org/officeDocument/2006/relationships" xmlns:wp14="http://schemas.microsoft.com/office/word/2010/wordprocessingDrawing" xmlns:wp="http://schemas.openxmlformats.org/drawingml/2006/wordprocessingDrawing" xmlns:wpg="http://schemas.microsoft.com/office/word/2010/wordprocessingGroup" xmlns:wpi="http://schemas.microsoft.com/office/word/2010/wordprocessingInk" xmlns:wps="http://schemas.microsoft.com/office/word/2010/wordprocessingShape" xmlns:o="urn:schemas-microsoft-com:office:office" xmlns:v="urn:schemas-microsoft-com:vml" xmlns:w10="urn:schemas-microsoft-com:office:word" xmlns:w="http://schemas.openxmlformats.org/wordprocessingml/2006/main" xmlns:w14="http://schemas.microsoft.com/office/word/2010/wordml" xmlns:w15="http://schemas.microsoft.com/office/word/2012/wordml" xmlns:w16cex="http://schemas.microsoft.com/office/word/2018/wordml/cex" xmlns:w16cid="http://schemas.microsoft.com/office/word/2016/wordml/cid" xmlns:w16="http://schemas.microsoft.com/office/word/2018/wordml" xmlns:w16sdtdh="http://schemas.microsoft.com/office/word/2020/wordml/sdtdatahash" xmlns:w16sdtfl="http://schemas.microsoft.com/office/word/2024/wordml/sdtformatlock" xmlns:w16se="http://schemas.microsoft.com/office/word/2015/wordml/symex" xmlns:w16du="http://schemas.microsoft.com/office/word/2023/wordml/word16du" xmlns:wne="http://schemas.microsoft.com/office/word/2006/wordml" mc:Ignorable="w14 w15 w16se w16cid w16 w16cex w16sdtdh w16sdtfl w16du wp14">
   <w:abstractNum w:abstractNumId="0" w15:restartNumberingAfterBreak="0">
-    <w:nsid w:val="5DDB6516"/>
+    <w:nsid w:val="00EB710A"/>
     <w:multiLevelType w:val="hybridMultilevel"/>
-    <w:tmpl w:val="9642E9F4"/>
+    <w:tmpl w:val="5172EBE4"/>
+    <w:lvl w:ilvl="0" w:tplc="0809000F">
+      <w:start w:val="1"/>
+      <w:numFmt w:val="decimal"/>
+      <w:lvlText w:val="%1."/>
+      <w:lvlJc w:val="left"/>
+      <w:pPr>
+        <w:ind w:left="720" w:hanging="360"/>
+      </w:pPr>
+      <w:rPr>
+        <w:rFonts w:hint="default"/>
+      </w:rPr>
+    </w:lvl>
+    <w:lvl w:ilvl="1" w:tplc="08090019">
+      <w:start w:val="1"/>
+      <w:numFmt w:val="lowerLetter"/>
+      <w:lvlText w:val="%2."/>
+      <w:lvlJc w:val="left"/>
+      <w:pPr>
+        <w:ind w:left="1440" w:hanging="360"/>
+      </w:pPr>
+    </w:lvl>
+    <w:lvl w:ilvl="2" w:tplc="0809001B" w:tentative="1">
+      <w:start w:val="1"/>
+      <w:numFmt w:val="lowerRoman"/>
+      <w:lvlText w:val="%3."/>
+      <w:lvlJc w:val="right"/>
+      <w:pPr>
+        <w:ind w:left="2160" w:hanging="180"/>
+      </w:pPr>
+    </w:lvl>
+    <w:lvl w:ilvl="3" w:tplc="0809000F" w:tentative="1">
+      <w:start w:val="1"/>
+      <w:numFmt w:val="decimal"/>
+      <w:lvlText w:val="%4."/>
+      <w:lvlJc w:val="left"/>
+      <w:pPr>
+        <w:ind w:left="2880" w:hanging="360"/>
+      </w:pPr>
+    </w:lvl>
+    <w:lvl w:ilvl="4" w:tplc="08090019" w:tentative="1">
+      <w:start w:val="1"/>
+      <w:numFmt w:val="lowerLetter"/>
+      <w:lvlText w:val="%5."/>
+      <w:lvlJc w:val="left"/>
+      <w:pPr>
+        <w:ind w:left="3600" w:hanging="360"/>
+      </w:pPr>
+    </w:lvl>
+    <w:lvl w:ilvl="5" w:tplc="0809001B" w:tentative="1">
+      <w:start w:val="1"/>
+      <w:numFmt w:val="lowerRoman"/>
+      <w:lvlText w:val="%6."/>
+      <w:lvlJc w:val="right"/>
+      <w:pPr>
+        <w:ind w:left="4320" w:hanging="180"/>
+      </w:pPr>
+    </w:lvl>
+    <w:lvl w:ilvl="6" w:tplc="0809000F" w:tentative="1">
+      <w:start w:val="1"/>
+      <w:numFmt w:val="decimal"/>
+      <w:lvlText w:val="%7."/>
+      <w:lvlJc w:val="left"/>
+      <w:pPr>
+        <w:ind w:left="5040" w:hanging="360"/>
+      </w:pPr>
+    </w:lvl>
+    <w:lvl w:ilvl="7" w:tplc="08090019" w:tentative="1">
+      <w:start w:val="1"/>
+      <w:numFmt w:val="lowerLetter"/>
+      <w:lvlText w:val="%8."/>
+      <w:lvlJc w:val="left"/>
+      <w:pPr>
+        <w:ind w:left="5760" w:hanging="360"/>
+      </w:pPr>
+    </w:lvl>
+    <w:lvl w:ilvl="8" w:tplc="0809001B" w:tentative="1">
+      <w:start w:val="1"/>
+      <w:numFmt w:val="lowerRoman"/>
+      <w:lvlText w:val="%9."/>
+      <w:lvlJc w:val="right"/>
+      <w:pPr>
+        <w:ind w:left="6480" w:hanging="180"/>
+      </w:pPr>
+    </w:lvl>
+  </w:abstractNum>
+  <w:abstractNum w:abstractNumId="1" w15:restartNumberingAfterBreak="0">
+    <w:nsid w:val="0BD63CF8"/>
+    <w:multiLevelType w:val="hybridMultilevel"/>
+    <w:tmpl w:val="781ADE42"/>
     <w:lvl w:ilvl="0" w:tplc="08090001">
       <w:start w:val="1"/>
       <w:numFmt w:val="bullet"/>
@@ -159,7 +1419,550 @@
       </w:rPr>
     </w:lvl>
   </w:abstractNum>
-  <w:abstractNum w:abstractNumId="1" w15:restartNumberingAfterBreak="0">
+  <w:abstractNum w:abstractNumId="2" w15:restartNumberingAfterBreak="0">
+    <w:nsid w:val="20325259"/>
+    <w:multiLevelType w:val="hybridMultilevel"/>
+    <w:tmpl w:val="37B6D260"/>
+    <w:lvl w:ilvl="0" w:tplc="FFFFFFFF">
+      <w:start w:val="1"/>
+      <w:numFmt w:val="lowerLetter"/>
+      <w:lvlText w:val="%1."/>
+      <w:lvlJc w:val="left"/>
+      <w:pPr>
+        <w:ind w:left="1440" w:hanging="360"/>
+      </w:pPr>
+    </w:lvl>
+    <w:lvl w:ilvl="1" w:tplc="FFFFFFFF">
+      <w:start w:val="1"/>
+      <w:numFmt w:val="lowerLetter"/>
+      <w:lvlText w:val="%2."/>
+      <w:lvlJc w:val="left"/>
+      <w:pPr>
+        <w:ind w:left="1440" w:hanging="360"/>
+      </w:pPr>
+    </w:lvl>
+    <w:lvl w:ilvl="2" w:tplc="FFFFFFFF">
+      <w:start w:val="1"/>
+      <w:numFmt w:val="lowerRoman"/>
+      <w:lvlText w:val="%3."/>
+      <w:lvlJc w:val="right"/>
+      <w:pPr>
+        <w:ind w:left="2160" w:hanging="180"/>
+      </w:pPr>
+    </w:lvl>
+    <w:lvl w:ilvl="3" w:tplc="FFFFFFFF" w:tentative="1">
+      <w:start w:val="1"/>
+      <w:numFmt w:val="decimal"/>
+      <w:lvlText w:val="%4."/>
+      <w:lvlJc w:val="left"/>
+      <w:pPr>
+        <w:ind w:left="2880" w:hanging="360"/>
+      </w:pPr>
+    </w:lvl>
+    <w:lvl w:ilvl="4" w:tplc="FFFFFFFF" w:tentative="1">
+      <w:start w:val="1"/>
+      <w:numFmt w:val="lowerLetter"/>
+      <w:lvlText w:val="%5."/>
+      <w:lvlJc w:val="left"/>
+      <w:pPr>
+        <w:ind w:left="3600" w:hanging="360"/>
+      </w:pPr>
+    </w:lvl>
+    <w:lvl w:ilvl="5" w:tplc="FFFFFFFF" w:tentative="1">
+      <w:start w:val="1"/>
+      <w:numFmt w:val="lowerRoman"/>
+      <w:lvlText w:val="%6."/>
+      <w:lvlJc w:val="right"/>
+      <w:pPr>
+        <w:ind w:left="4320" w:hanging="180"/>
+      </w:pPr>
+    </w:lvl>
+    <w:lvl w:ilvl="6" w:tplc="FFFFFFFF" w:tentative="1">
+      <w:start w:val="1"/>
+      <w:numFmt w:val="decimal"/>
+      <w:lvlText w:val="%7."/>
+      <w:lvlJc w:val="left"/>
+      <w:pPr>
+        <w:ind w:left="5040" w:hanging="360"/>
+      </w:pPr>
+    </w:lvl>
+    <w:lvl w:ilvl="7" w:tplc="FFFFFFFF" w:tentative="1">
+      <w:start w:val="1"/>
+      <w:numFmt w:val="lowerLetter"/>
+      <w:lvlText w:val="%8."/>
+      <w:lvlJc w:val="left"/>
+      <w:pPr>
+        <w:ind w:left="5760" w:hanging="360"/>
+      </w:pPr>
+    </w:lvl>
+    <w:lvl w:ilvl="8" w:tplc="FFFFFFFF" w:tentative="1">
+      <w:start w:val="1"/>
+      <w:numFmt w:val="lowerRoman"/>
+      <w:lvlText w:val="%9."/>
+      <w:lvlJc w:val="right"/>
+      <w:pPr>
+        <w:ind w:left="6480" w:hanging="180"/>
+      </w:pPr>
+    </w:lvl>
+  </w:abstractNum>
+  <w:abstractNum w:abstractNumId="3" w15:restartNumberingAfterBreak="0">
+    <w:nsid w:val="35E83D9A"/>
+    <w:multiLevelType w:val="hybridMultilevel"/>
+    <w:tmpl w:val="37B6D260"/>
+    <w:lvl w:ilvl="0" w:tplc="FFFFFFFF">
+      <w:start w:val="1"/>
+      <w:numFmt w:val="lowerLetter"/>
+      <w:lvlText w:val="%1."/>
+      <w:lvlJc w:val="left"/>
+      <w:pPr>
+        <w:ind w:left="1440" w:hanging="360"/>
+      </w:pPr>
+    </w:lvl>
+    <w:lvl w:ilvl="1" w:tplc="FFFFFFFF" w:tentative="1">
+      <w:start w:val="1"/>
+      <w:numFmt w:val="lowerLetter"/>
+      <w:lvlText w:val="%2."/>
+      <w:lvlJc w:val="left"/>
+      <w:pPr>
+        <w:ind w:left="1440" w:hanging="360"/>
+      </w:pPr>
+    </w:lvl>
+    <w:lvl w:ilvl="2" w:tplc="FFFFFFFF" w:tentative="1">
+      <w:start w:val="1"/>
+      <w:numFmt w:val="lowerRoman"/>
+      <w:lvlText w:val="%3."/>
+      <w:lvlJc w:val="right"/>
+      <w:pPr>
+        <w:ind w:left="2160" w:hanging="180"/>
+      </w:pPr>
+    </w:lvl>
+    <w:lvl w:ilvl="3" w:tplc="FFFFFFFF" w:tentative="1">
+      <w:start w:val="1"/>
+      <w:numFmt w:val="decimal"/>
+      <w:lvlText w:val="%4."/>
+      <w:lvlJc w:val="left"/>
+      <w:pPr>
+        <w:ind w:left="2880" w:hanging="360"/>
+      </w:pPr>
+    </w:lvl>
+    <w:lvl w:ilvl="4" w:tplc="FFFFFFFF" w:tentative="1">
+      <w:start w:val="1"/>
+      <w:numFmt w:val="lowerLetter"/>
+      <w:lvlText w:val="%5."/>
+      <w:lvlJc w:val="left"/>
+      <w:pPr>
+        <w:ind w:left="3600" w:hanging="360"/>
+      </w:pPr>
+    </w:lvl>
+    <w:lvl w:ilvl="5" w:tplc="FFFFFFFF" w:tentative="1">
+      <w:start w:val="1"/>
+      <w:numFmt w:val="lowerRoman"/>
+      <w:lvlText w:val="%6."/>
+      <w:lvlJc w:val="right"/>
+      <w:pPr>
+        <w:ind w:left="4320" w:hanging="180"/>
+      </w:pPr>
+    </w:lvl>
+    <w:lvl w:ilvl="6" w:tplc="FFFFFFFF" w:tentative="1">
+      <w:start w:val="1"/>
+      <w:numFmt w:val="decimal"/>
+      <w:lvlText w:val="%7."/>
+      <w:lvlJc w:val="left"/>
+      <w:pPr>
+        <w:ind w:left="5040" w:hanging="360"/>
+      </w:pPr>
+    </w:lvl>
+    <w:lvl w:ilvl="7" w:tplc="FFFFFFFF" w:tentative="1">
+      <w:start w:val="1"/>
+      <w:numFmt w:val="lowerLetter"/>
+      <w:lvlText w:val="%8."/>
+      <w:lvlJc w:val="left"/>
+      <w:pPr>
+        <w:ind w:left="5760" w:hanging="360"/>
+      </w:pPr>
+    </w:lvl>
+    <w:lvl w:ilvl="8" w:tplc="FFFFFFFF" w:tentative="1">
+      <w:start w:val="1"/>
+      <w:numFmt w:val="lowerRoman"/>
+      <w:lvlText w:val="%9."/>
+      <w:lvlJc w:val="right"/>
+      <w:pPr>
+        <w:ind w:left="6480" w:hanging="180"/>
+      </w:pPr>
+    </w:lvl>
+  </w:abstractNum>
+  <w:abstractNum w:abstractNumId="4" w15:restartNumberingAfterBreak="0">
+    <w:nsid w:val="49724D68"/>
+    <w:multiLevelType w:val="hybridMultilevel"/>
+    <w:tmpl w:val="37B6D260"/>
+    <w:lvl w:ilvl="0" w:tplc="FFFFFFFF">
+      <w:start w:val="1"/>
+      <w:numFmt w:val="lowerLetter"/>
+      <w:lvlText w:val="%1."/>
+      <w:lvlJc w:val="left"/>
+      <w:pPr>
+        <w:ind w:left="1440" w:hanging="360"/>
+      </w:pPr>
+    </w:lvl>
+    <w:lvl w:ilvl="1" w:tplc="FFFFFFFF" w:tentative="1">
+      <w:start w:val="1"/>
+      <w:numFmt w:val="lowerLetter"/>
+      <w:lvlText w:val="%2."/>
+      <w:lvlJc w:val="left"/>
+      <w:pPr>
+        <w:ind w:left="1440" w:hanging="360"/>
+      </w:pPr>
+    </w:lvl>
+    <w:lvl w:ilvl="2" w:tplc="FFFFFFFF" w:tentative="1">
+      <w:start w:val="1"/>
+      <w:numFmt w:val="lowerRoman"/>
+      <w:lvlText w:val="%3."/>
+      <w:lvlJc w:val="right"/>
+      <w:pPr>
+        <w:ind w:left="2160" w:hanging="180"/>
+      </w:pPr>
+    </w:lvl>
+    <w:lvl w:ilvl="3" w:tplc="FFFFFFFF" w:tentative="1">
+      <w:start w:val="1"/>
+      <w:numFmt w:val="decimal"/>
+      <w:lvlText w:val="%4."/>
+      <w:lvlJc w:val="left"/>
+      <w:pPr>
+        <w:ind w:left="2880" w:hanging="360"/>
+      </w:pPr>
+    </w:lvl>
+    <w:lvl w:ilvl="4" w:tplc="FFFFFFFF" w:tentative="1">
+      <w:start w:val="1"/>
+      <w:numFmt w:val="lowerLetter"/>
+      <w:lvlText w:val="%5."/>
+      <w:lvlJc w:val="left"/>
+      <w:pPr>
+        <w:ind w:left="3600" w:hanging="360"/>
+      </w:pPr>
+    </w:lvl>
+    <w:lvl w:ilvl="5" w:tplc="FFFFFFFF" w:tentative="1">
+      <w:start w:val="1"/>
+      <w:numFmt w:val="lowerRoman"/>
+      <w:lvlText w:val="%6."/>
+      <w:lvlJc w:val="right"/>
+      <w:pPr>
+        <w:ind w:left="4320" w:hanging="180"/>
+      </w:pPr>
+    </w:lvl>
+    <w:lvl w:ilvl="6" w:tplc="FFFFFFFF" w:tentative="1">
+      <w:start w:val="1"/>
+      <w:numFmt w:val="decimal"/>
+      <w:lvlText w:val="%7."/>
+      <w:lvlJc w:val="left"/>
+      <w:pPr>
+        <w:ind w:left="5040" w:hanging="360"/>
+      </w:pPr>
+    </w:lvl>
+    <w:lvl w:ilvl="7" w:tplc="FFFFFFFF" w:tentative="1">
+      <w:start w:val="1"/>
+      <w:numFmt w:val="lowerLetter"/>
+      <w:lvlText w:val="%8."/>
+      <w:lvlJc w:val="left"/>
+      <w:pPr>
+        <w:ind w:left="5760" w:hanging="360"/>
+      </w:pPr>
+    </w:lvl>
+    <w:lvl w:ilvl="8" w:tplc="FFFFFFFF" w:tentative="1">
+      <w:start w:val="1"/>
+      <w:numFmt w:val="lowerRoman"/>
+      <w:lvlText w:val="%9."/>
+      <w:lvlJc w:val="right"/>
+      <w:pPr>
+        <w:ind w:left="6480" w:hanging="180"/>
+      </w:pPr>
+    </w:lvl>
+  </w:abstractNum>
+  <w:abstractNum w:abstractNumId="5" w15:restartNumberingAfterBreak="0">
+    <w:nsid w:val="55932E42"/>
+    <w:multiLevelType w:val="hybridMultilevel"/>
+    <w:tmpl w:val="37B6D260"/>
+    <w:lvl w:ilvl="0" w:tplc="08090019">
+      <w:start w:val="1"/>
+      <w:numFmt w:val="lowerLetter"/>
+      <w:lvlText w:val="%1."/>
+      <w:lvlJc w:val="left"/>
+      <w:pPr>
+        <w:ind w:left="1440" w:hanging="360"/>
+      </w:pPr>
+    </w:lvl>
+    <w:lvl w:ilvl="1" w:tplc="08090019" w:tentative="1">
+      <w:start w:val="1"/>
+      <w:numFmt w:val="lowerLetter"/>
+      <w:lvlText w:val="%2."/>
+      <w:lvlJc w:val="left"/>
+      <w:pPr>
+        <w:ind w:left="1440" w:hanging="360"/>
+      </w:pPr>
+    </w:lvl>
+    <w:lvl w:ilvl="2" w:tplc="0809001B" w:tentative="1">
+      <w:start w:val="1"/>
+      <w:numFmt w:val="lowerRoman"/>
+      <w:lvlText w:val="%3."/>
+      <w:lvlJc w:val="right"/>
+      <w:pPr>
+        <w:ind w:left="2160" w:hanging="180"/>
+      </w:pPr>
+    </w:lvl>
+    <w:lvl w:ilvl="3" w:tplc="0809000F" w:tentative="1">
+      <w:start w:val="1"/>
+      <w:numFmt w:val="decimal"/>
+      <w:lvlText w:val="%4."/>
+      <w:lvlJc w:val="left"/>
+      <w:pPr>
+        <w:ind w:left="2880" w:hanging="360"/>
+      </w:pPr>
+    </w:lvl>
+    <w:lvl w:ilvl="4" w:tplc="08090019" w:tentative="1">
+      <w:start w:val="1"/>
+      <w:numFmt w:val="lowerLetter"/>
+      <w:lvlText w:val="%5."/>
+      <w:lvlJc w:val="left"/>
+      <w:pPr>
+        <w:ind w:left="3600" w:hanging="360"/>
+      </w:pPr>
+    </w:lvl>
+    <w:lvl w:ilvl="5" w:tplc="0809001B" w:tentative="1">
+      <w:start w:val="1"/>
+      <w:numFmt w:val="lowerRoman"/>
+      <w:lvlText w:val="%6."/>
+      <w:lvlJc w:val="right"/>
+      <w:pPr>
+        <w:ind w:left="4320" w:hanging="180"/>
+      </w:pPr>
+    </w:lvl>
+    <w:lvl w:ilvl="6" w:tplc="0809000F" w:tentative="1">
+      <w:start w:val="1"/>
+      <w:numFmt w:val="decimal"/>
+      <w:lvlText w:val="%7."/>
+      <w:lvlJc w:val="left"/>
+      <w:pPr>
+        <w:ind w:left="5040" w:hanging="360"/>
+      </w:pPr>
+    </w:lvl>
+    <w:lvl w:ilvl="7" w:tplc="08090019" w:tentative="1">
+      <w:start w:val="1"/>
+      <w:numFmt w:val="lowerLetter"/>
+      <w:lvlText w:val="%8."/>
+      <w:lvlJc w:val="left"/>
+      <w:pPr>
+        <w:ind w:left="5760" w:hanging="360"/>
+      </w:pPr>
+    </w:lvl>
+    <w:lvl w:ilvl="8" w:tplc="0809001B" w:tentative="1">
+      <w:start w:val="1"/>
+      <w:numFmt w:val="lowerRoman"/>
+      <w:lvlText w:val="%9."/>
+      <w:lvlJc w:val="right"/>
+      <w:pPr>
+        <w:ind w:left="6480" w:hanging="180"/>
+      </w:pPr>
+    </w:lvl>
+  </w:abstractNum>
+  <w:abstractNum w:abstractNumId="6" w15:restartNumberingAfterBreak="0">
+    <w:nsid w:val="5DDB6516"/>
+    <w:multiLevelType w:val="hybridMultilevel"/>
+    <w:tmpl w:val="4ACE21D0"/>
+    <w:lvl w:ilvl="0" w:tplc="08090001">
+      <w:start w:val="1"/>
+      <w:numFmt w:val="bullet"/>
+      <w:lvlText w:val=""/>
+      <w:lvlJc w:val="left"/>
+      <w:pPr>
+        <w:ind w:left="720" w:hanging="360"/>
+      </w:pPr>
+      <w:rPr>
+        <w:rFonts w:ascii="Symbol" w:hAnsi="Symbol" w:hint="default"/>
+      </w:rPr>
+    </w:lvl>
+    <w:lvl w:ilvl="1" w:tplc="08090003">
+      <w:start w:val="1"/>
+      <w:numFmt w:val="bullet"/>
+      <w:lvlText w:val="o"/>
+      <w:lvlJc w:val="left"/>
+      <w:pPr>
+        <w:ind w:left="1440" w:hanging="360"/>
+      </w:pPr>
+      <w:rPr>
+        <w:rFonts w:ascii="Courier New" w:hAnsi="Courier New" w:cs="Courier New" w:hint="default"/>
+      </w:rPr>
+    </w:lvl>
+    <w:lvl w:ilvl="2" w:tplc="08090005" w:tentative="1">
+      <w:start w:val="1"/>
+      <w:numFmt w:val="bullet"/>
+      <w:lvlText w:val=""/>
+      <w:lvlJc w:val="left"/>
+      <w:pPr>
+        <w:ind w:left="2160" w:hanging="360"/>
+      </w:pPr>
+      <w:rPr>
+        <w:rFonts w:ascii="Wingdings" w:hAnsi="Wingdings" w:hint="default"/>
+      </w:rPr>
+    </w:lvl>
+    <w:lvl w:ilvl="3" w:tplc="08090001" w:tentative="1">
+      <w:start w:val="1"/>
+      <w:numFmt w:val="bullet"/>
+      <w:lvlText w:val=""/>
+      <w:lvlJc w:val="left"/>
+      <w:pPr>
+        <w:ind w:left="2880" w:hanging="360"/>
+      </w:pPr>
+      <w:rPr>
+        <w:rFonts w:ascii="Symbol" w:hAnsi="Symbol" w:hint="default"/>
+      </w:rPr>
+    </w:lvl>
+    <w:lvl w:ilvl="4" w:tplc="08090003" w:tentative="1">
+      <w:start w:val="1"/>
+      <w:numFmt w:val="bullet"/>
+      <w:lvlText w:val="o"/>
+      <w:lvlJc w:val="left"/>
+      <w:pPr>
+        <w:ind w:left="3600" w:hanging="360"/>
+      </w:pPr>
+      <w:rPr>
+        <w:rFonts w:ascii="Courier New" w:hAnsi="Courier New" w:cs="Courier New" w:hint="default"/>
+      </w:rPr>
+    </w:lvl>
+    <w:lvl w:ilvl="5" w:tplc="08090005" w:tentative="1">
+      <w:start w:val="1"/>
+      <w:numFmt w:val="bullet"/>
+      <w:lvlText w:val=""/>
+      <w:lvlJc w:val="left"/>
+      <w:pPr>
+        <w:ind w:left="4320" w:hanging="360"/>
+      </w:pPr>
+      <w:rPr>
+        <w:rFonts w:ascii="Wingdings" w:hAnsi="Wingdings" w:hint="default"/>
+      </w:rPr>
+    </w:lvl>
+    <w:lvl w:ilvl="6" w:tplc="08090001" w:tentative="1">
+      <w:start w:val="1"/>
+      <w:numFmt w:val="bullet"/>
+      <w:lvlText w:val=""/>
+      <w:lvlJc w:val="left"/>
+      <w:pPr>
+        <w:ind w:left="5040" w:hanging="360"/>
+      </w:pPr>
+      <w:rPr>
+        <w:rFonts w:ascii="Symbol" w:hAnsi="Symbol" w:hint="default"/>
+      </w:rPr>
+    </w:lvl>
+    <w:lvl w:ilvl="7" w:tplc="08090003" w:tentative="1">
+      <w:start w:val="1"/>
+      <w:numFmt w:val="bullet"/>
+      <w:lvlText w:val="o"/>
+      <w:lvlJc w:val="left"/>
+      <w:pPr>
+        <w:ind w:left="5760" w:hanging="360"/>
+      </w:pPr>
+      <w:rPr>
+        <w:rFonts w:ascii="Courier New" w:hAnsi="Courier New" w:cs="Courier New" w:hint="default"/>
+      </w:rPr>
+    </w:lvl>
+    <w:lvl w:ilvl="8" w:tplc="08090005" w:tentative="1">
+      <w:start w:val="1"/>
+      <w:numFmt w:val="bullet"/>
+      <w:lvlText w:val=""/>
+      <w:lvlJc w:val="left"/>
+      <w:pPr>
+        <w:ind w:left="6480" w:hanging="360"/>
+      </w:pPr>
+      <w:rPr>
+        <w:rFonts w:ascii="Wingdings" w:hAnsi="Wingdings" w:hint="default"/>
+      </w:rPr>
+    </w:lvl>
+  </w:abstractNum>
+  <w:abstractNum w:abstractNumId="7" w15:restartNumberingAfterBreak="0">
+    <w:nsid w:val="735A138F"/>
+    <w:multiLevelType w:val="hybridMultilevel"/>
+    <w:tmpl w:val="37B6D260"/>
+    <w:lvl w:ilvl="0" w:tplc="FFFFFFFF">
+      <w:start w:val="1"/>
+      <w:numFmt w:val="lowerLetter"/>
+      <w:lvlText w:val="%1."/>
+      <w:lvlJc w:val="left"/>
+      <w:pPr>
+        <w:ind w:left="1440" w:hanging="360"/>
+      </w:pPr>
+    </w:lvl>
+    <w:lvl w:ilvl="1" w:tplc="FFFFFFFF" w:tentative="1">
+      <w:start w:val="1"/>
+      <w:numFmt w:val="lowerLetter"/>
+      <w:lvlText w:val="%2."/>
+      <w:lvlJc w:val="left"/>
+      <w:pPr>
+        <w:ind w:left="1440" w:hanging="360"/>
+      </w:pPr>
+    </w:lvl>
+    <w:lvl w:ilvl="2" w:tplc="FFFFFFFF" w:tentative="1">
+      <w:start w:val="1"/>
+      <w:numFmt w:val="lowerRoman"/>
+      <w:lvlText w:val="%3."/>
+      <w:lvlJc w:val="right"/>
+      <w:pPr>
+        <w:ind w:left="2160" w:hanging="180"/>
+      </w:pPr>
+    </w:lvl>
+    <w:lvl w:ilvl="3" w:tplc="FFFFFFFF" w:tentative="1">
+      <w:start w:val="1"/>
+      <w:numFmt w:val="decimal"/>
+      <w:lvlText w:val="%4."/>
+      <w:lvlJc w:val="left"/>
+      <w:pPr>
+        <w:ind w:left="2880" w:hanging="360"/>
+      </w:pPr>
+    </w:lvl>
+    <w:lvl w:ilvl="4" w:tplc="FFFFFFFF" w:tentative="1">
+      <w:start w:val="1"/>
+      <w:numFmt w:val="lowerLetter"/>
+      <w:lvlText w:val="%5."/>
+      <w:lvlJc w:val="left"/>
+      <w:pPr>
+        <w:ind w:left="3600" w:hanging="360"/>
+      </w:pPr>
+    </w:lvl>
+    <w:lvl w:ilvl="5" w:tplc="FFFFFFFF" w:tentative="1">
+      <w:start w:val="1"/>
+      <w:numFmt w:val="lowerRoman"/>
+      <w:lvlText w:val="%6."/>
+      <w:lvlJc w:val="right"/>
+      <w:pPr>
+        <w:ind w:left="4320" w:hanging="180"/>
+      </w:pPr>
+    </w:lvl>
+    <w:lvl w:ilvl="6" w:tplc="FFFFFFFF" w:tentative="1">
+      <w:start w:val="1"/>
+      <w:numFmt w:val="decimal"/>
+      <w:lvlText w:val="%7."/>
+      <w:lvlJc w:val="left"/>
+      <w:pPr>
+        <w:ind w:left="5040" w:hanging="360"/>
+      </w:pPr>
+    </w:lvl>
+    <w:lvl w:ilvl="7" w:tplc="FFFFFFFF" w:tentative="1">
+      <w:start w:val="1"/>
+      <w:numFmt w:val="lowerLetter"/>
+      <w:lvlText w:val="%8."/>
+      <w:lvlJc w:val="left"/>
+      <w:pPr>
+        <w:ind w:left="5760" w:hanging="360"/>
+      </w:pPr>
+    </w:lvl>
+    <w:lvl w:ilvl="8" w:tplc="FFFFFFFF" w:tentative="1">
+      <w:start w:val="1"/>
+      <w:numFmt w:val="lowerRoman"/>
+      <w:lvlText w:val="%9."/>
+      <w:lvlJc w:val="right"/>
+      <w:pPr>
+        <w:ind w:left="6480" w:hanging="180"/>
+      </w:pPr>
+    </w:lvl>
+  </w:abstractNum>
+  <w:abstractNum w:abstractNumId="8" w15:restartNumberingAfterBreak="0">
     <w:nsid w:val="746A5C0A"/>
     <w:multiLevelType w:val="hybridMultilevel"/>
     <w:tmpl w:val="50DEA51A"/>
@@ -272,11 +2075,210 @@
       </w:rPr>
     </w:lvl>
   </w:abstractNum>
+  <w:abstractNum w:abstractNumId="9" w15:restartNumberingAfterBreak="0">
+    <w:nsid w:val="76735E75"/>
+    <w:multiLevelType w:val="hybridMultilevel"/>
+    <w:tmpl w:val="37B6D260"/>
+    <w:lvl w:ilvl="0" w:tplc="FFFFFFFF">
+      <w:start w:val="1"/>
+      <w:numFmt w:val="lowerLetter"/>
+      <w:lvlText w:val="%1."/>
+      <w:lvlJc w:val="left"/>
+      <w:pPr>
+        <w:ind w:left="1440" w:hanging="360"/>
+      </w:pPr>
+    </w:lvl>
+    <w:lvl w:ilvl="1" w:tplc="FFFFFFFF" w:tentative="1">
+      <w:start w:val="1"/>
+      <w:numFmt w:val="lowerLetter"/>
+      <w:lvlText w:val="%2."/>
+      <w:lvlJc w:val="left"/>
+      <w:pPr>
+        <w:ind w:left="1440" w:hanging="360"/>
+      </w:pPr>
+    </w:lvl>
+    <w:lvl w:ilvl="2" w:tplc="FFFFFFFF" w:tentative="1">
+      <w:start w:val="1"/>
+      <w:numFmt w:val="lowerRoman"/>
+      <w:lvlText w:val="%3."/>
+      <w:lvlJc w:val="right"/>
+      <w:pPr>
+        <w:ind w:left="2160" w:hanging="180"/>
+      </w:pPr>
+    </w:lvl>
+    <w:lvl w:ilvl="3" w:tplc="FFFFFFFF" w:tentative="1">
+      <w:start w:val="1"/>
+      <w:numFmt w:val="decimal"/>
+      <w:lvlText w:val="%4."/>
+      <w:lvlJc w:val="left"/>
+      <w:pPr>
+        <w:ind w:left="2880" w:hanging="360"/>
+      </w:pPr>
+    </w:lvl>
+    <w:lvl w:ilvl="4" w:tplc="FFFFFFFF" w:tentative="1">
+      <w:start w:val="1"/>
+      <w:numFmt w:val="lowerLetter"/>
+      <w:lvlText w:val="%5."/>
+      <w:lvlJc w:val="left"/>
+      <w:pPr>
+        <w:ind w:left="3600" w:hanging="360"/>
+      </w:pPr>
+    </w:lvl>
+    <w:lvl w:ilvl="5" w:tplc="FFFFFFFF" w:tentative="1">
+      <w:start w:val="1"/>
+      <w:numFmt w:val="lowerRoman"/>
+      <w:lvlText w:val="%6."/>
+      <w:lvlJc w:val="right"/>
+      <w:pPr>
+        <w:ind w:left="4320" w:hanging="180"/>
+      </w:pPr>
+    </w:lvl>
+    <w:lvl w:ilvl="6" w:tplc="FFFFFFFF" w:tentative="1">
+      <w:start w:val="1"/>
+      <w:numFmt w:val="decimal"/>
+      <w:lvlText w:val="%7."/>
+      <w:lvlJc w:val="left"/>
+      <w:pPr>
+        <w:ind w:left="5040" w:hanging="360"/>
+      </w:pPr>
+    </w:lvl>
+    <w:lvl w:ilvl="7" w:tplc="FFFFFFFF" w:tentative="1">
+      <w:start w:val="1"/>
+      <w:numFmt w:val="lowerLetter"/>
+      <w:lvlText w:val="%8."/>
+      <w:lvlJc w:val="left"/>
+      <w:pPr>
+        <w:ind w:left="5760" w:hanging="360"/>
+      </w:pPr>
+    </w:lvl>
+    <w:lvl w:ilvl="8" w:tplc="FFFFFFFF" w:tentative="1">
+      <w:start w:val="1"/>
+      <w:numFmt w:val="lowerRoman"/>
+      <w:lvlText w:val="%9."/>
+      <w:lvlJc w:val="right"/>
+      <w:pPr>
+        <w:ind w:left="6480" w:hanging="180"/>
+      </w:pPr>
+    </w:lvl>
+  </w:abstractNum>
+  <w:abstractNum w:abstractNumId="10" w15:restartNumberingAfterBreak="0">
+    <w:nsid w:val="7F5B282A"/>
+    <w:multiLevelType w:val="hybridMultilevel"/>
+    <w:tmpl w:val="37B6D260"/>
+    <w:lvl w:ilvl="0" w:tplc="FFFFFFFF">
+      <w:start w:val="1"/>
+      <w:numFmt w:val="lowerLetter"/>
+      <w:lvlText w:val="%1."/>
+      <w:lvlJc w:val="left"/>
+      <w:pPr>
+        <w:ind w:left="1440" w:hanging="360"/>
+      </w:pPr>
+    </w:lvl>
+    <w:lvl w:ilvl="1" w:tplc="FFFFFFFF" w:tentative="1">
+      <w:start w:val="1"/>
+      <w:numFmt w:val="lowerLetter"/>
+      <w:lvlText w:val="%2."/>
+      <w:lvlJc w:val="left"/>
+      <w:pPr>
+        <w:ind w:left="1440" w:hanging="360"/>
+      </w:pPr>
+    </w:lvl>
+    <w:lvl w:ilvl="2" w:tplc="FFFFFFFF" w:tentative="1">
+      <w:start w:val="1"/>
+      <w:numFmt w:val="lowerRoman"/>
+      <w:lvlText w:val="%3."/>
+      <w:lvlJc w:val="right"/>
+      <w:pPr>
+        <w:ind w:left="2160" w:hanging="180"/>
+      </w:pPr>
+    </w:lvl>
+    <w:lvl w:ilvl="3" w:tplc="FFFFFFFF" w:tentative="1">
+      <w:start w:val="1"/>
+      <w:numFmt w:val="decimal"/>
+      <w:lvlText w:val="%4."/>
+      <w:lvlJc w:val="left"/>
+      <w:pPr>
+        <w:ind w:left="2880" w:hanging="360"/>
+      </w:pPr>
+    </w:lvl>
+    <w:lvl w:ilvl="4" w:tplc="FFFFFFFF" w:tentative="1">
+      <w:start w:val="1"/>
+      <w:numFmt w:val="lowerLetter"/>
+      <w:lvlText w:val="%5."/>
+      <w:lvlJc w:val="left"/>
+      <w:pPr>
+        <w:ind w:left="3600" w:hanging="360"/>
+      </w:pPr>
+    </w:lvl>
+    <w:lvl w:ilvl="5" w:tplc="FFFFFFFF" w:tentative="1">
+      <w:start w:val="1"/>
+      <w:numFmt w:val="lowerRoman"/>
+      <w:lvlText w:val="%6."/>
+      <w:lvlJc w:val="right"/>
+      <w:pPr>
+        <w:ind w:left="4320" w:hanging="180"/>
+      </w:pPr>
+    </w:lvl>
+    <w:lvl w:ilvl="6" w:tplc="FFFFFFFF" w:tentative="1">
+      <w:start w:val="1"/>
+      <w:numFmt w:val="decimal"/>
+      <w:lvlText w:val="%7."/>
+      <w:lvlJc w:val="left"/>
+      <w:pPr>
+        <w:ind w:left="5040" w:hanging="360"/>
+      </w:pPr>
+    </w:lvl>
+    <w:lvl w:ilvl="7" w:tplc="FFFFFFFF" w:tentative="1">
+      <w:start w:val="1"/>
+      <w:numFmt w:val="lowerLetter"/>
+      <w:lvlText w:val="%8."/>
+      <w:lvlJc w:val="left"/>
+      <w:pPr>
+        <w:ind w:left="5760" w:hanging="360"/>
+      </w:pPr>
+    </w:lvl>
+    <w:lvl w:ilvl="8" w:tplc="FFFFFFFF" w:tentative="1">
+      <w:start w:val="1"/>
+      <w:numFmt w:val="lowerRoman"/>
+      <w:lvlText w:val="%9."/>
+      <w:lvlJc w:val="right"/>
+      <w:pPr>
+        <w:ind w:left="6480" w:hanging="180"/>
+      </w:pPr>
+    </w:lvl>
+  </w:abstractNum>
   <w:num w:numId="1" w16cid:durableId="853226515">
+    <w:abstractNumId w:val="8"/>
+  </w:num>
+  <w:num w:numId="2" w16cid:durableId="1337922806">
+    <w:abstractNumId w:val="6"/>
+  </w:num>
+  <w:num w:numId="3" w16cid:durableId="883753567">
+    <w:abstractNumId w:val="0"/>
+  </w:num>
+  <w:num w:numId="4" w16cid:durableId="495152181">
     <w:abstractNumId w:val="1"/>
   </w:num>
-  <w:num w:numId="2" w16cid:durableId="1337922806">
-    <w:abstractNumId w:val="0"/>
+  <w:num w:numId="5" w16cid:durableId="556012627">
+    <w:abstractNumId w:val="5"/>
+  </w:num>
+  <w:num w:numId="6" w16cid:durableId="86736185">
+    <w:abstractNumId w:val="3"/>
+  </w:num>
+  <w:num w:numId="7" w16cid:durableId="2018539843">
+    <w:abstractNumId w:val="7"/>
+  </w:num>
+  <w:num w:numId="8" w16cid:durableId="1884248195">
+    <w:abstractNumId w:val="2"/>
+  </w:num>
+  <w:num w:numId="9" w16cid:durableId="2054689356">
+    <w:abstractNumId w:val="10"/>
+  </w:num>
+  <w:num w:numId="10" w16cid:durableId="79260297">
+    <w:abstractNumId w:val="9"/>
+  </w:num>
+  <w:num w:numId="11" w16cid:durableId="1727559935">
+    <w:abstractNumId w:val="4"/>
   </w:num>
 </w:numbering>
 </file>

--- a/write_up/drafts/3_materials_and_methods/methods_plan.docx
+++ b/write_up/drafts/3_materials_and_methods/methods_plan.docx
@@ -180,6 +180,9 @@
       <w:r>
         <w:t>Mature miRNAs</w:t>
       </w:r>
+      <w:r>
+        <w:t xml:space="preserve"> miRbase 22.1</w:t>
+      </w:r>
     </w:p>
     <w:p>
       <w:pPr>
@@ -196,6 +199,9 @@
       <w:r>
         <w:t>Hairpin miRNAs</w:t>
       </w:r>
+      <w:r>
+        <w:t xml:space="preserve"> miRbase 22.1</w:t>
+      </w:r>
     </w:p>
     <w:p>
       <w:pPr>
@@ -271,6 +277,9 @@
       <w:r>
         <w:t>Min length = 17</w:t>
       </w:r>
+      <w:r>
+        <w:t xml:space="preserve"> or 18 and max length 30 (see run_02)</w:t>
+      </w:r>
     </w:p>
     <w:p>
       <w:pPr>
@@ -442,7 +451,7 @@
         </w:numPr>
       </w:pPr>
       <w:r>
-        <w:t>.</w:t>
+        <w:t xml:space="preserve">Default </w:t>
       </w:r>
     </w:p>
     <w:p/>
@@ -565,13 +574,7 @@
         </w:numPr>
       </w:pPr>
       <w:r>
-        <w:t xml:space="preserve">miRDeep2 </w:t>
-      </w:r>
-      <w:r>
-        <w:t>quantifier</w:t>
-      </w:r>
-      <w:r>
-        <w:t>.pl</w:t>
+        <w:t>miRDeep2 quantifier.pl</w:t>
       </w:r>
     </w:p>
     <w:p>
@@ -915,13 +918,7 @@
         </w:numPr>
       </w:pPr>
       <w:r>
-        <w:t>adjusted p value calculated using BH (</w:t>
-      </w:r>
-      <w:r>
-        <w:t>Benjamini–Hochberg</w:t>
-      </w:r>
-      <w:r>
-        <w:t>)</w:t>
+        <w:t>adjusted p value calculated using BH (Benjamini–Hochberg)</w:t>
       </w:r>
     </w:p>
     <w:p>
@@ -933,10 +930,7 @@
         </w:numPr>
       </w:pPr>
       <w:r>
-        <w:t>B</w:t>
-      </w:r>
-      <w:r>
-        <w:t>ackground universe of all the target genes from all miRNAs detected in the experiment.</w:t>
+        <w:t>Background universe of all the target genes from all miRNAs detected in the experiment.</w:t>
       </w:r>
     </w:p>
     <w:p>
@@ -951,6 +945,9 @@
         <w:t>Removing target genes supported by weak experimental evidence did not substantially reduce the target gene set</w:t>
       </w:r>
       <w:r>
+        <w:rPr>
+          <w:noProof/>
+        </w:rPr>
         <w:drawing>
           <wp:inline distT="0" distB="0" distL="0" distR="0" wp14:anchorId="411DA8EE" wp14:editId="29E68CAD">
             <wp:extent cx="2681510" cy="601579"/>
@@ -1101,6 +1098,9 @@
       <w:r>
         <w:t>TAM 2.0</w:t>
       </w:r>
+      <w:r>
+        <w:t>?</w:t>
+      </w:r>
     </w:p>
     <w:p>
       <w:pPr>
@@ -1201,7 +1201,19 @@
         </w:numPr>
       </w:pPr>
       <w:r>
-        <w:t>.</w:t>
+        <w:t>mRNA set (if used)</w:t>
+      </w:r>
+    </w:p>
+    <w:p>
+      <w:pPr>
+        <w:pStyle w:val="ListParagraph"/>
+        <w:numPr>
+          <w:ilvl w:val="0"/>
+          <w:numId w:val="11"/>
+        </w:numPr>
+      </w:pPr>
+      <w:r>
+        <w:t>[filters to reduce target genes]</w:t>
       </w:r>
     </w:p>
     <w:p/>

--- a/write_up/drafts/3_materials_and_methods/methods_plan.docx
+++ b/write_up/drafts/3_materials_and_methods/methods_plan.docx
@@ -47,6 +47,50 @@
         <w:t>Not going to do this as might lose some DE miRNAs but would be nice to see what the difference between them is</w:t>
       </w:r>
     </w:p>
+    <w:p>
+      <w:pPr>
+        <w:pStyle w:val="ListParagraph"/>
+        <w:numPr>
+          <w:ilvl w:val="0"/>
+          <w:numId w:val="2"/>
+        </w:numPr>
+      </w:pPr>
+    </w:p>
+    <w:p>
+      <w:r>
+        <w:t>FE introduction paragraph:</w:t>
+      </w:r>
+    </w:p>
+    <w:p>
+      <w:pPr>
+        <w:pStyle w:val="ListParagraph"/>
+        <w:numPr>
+          <w:ilvl w:val="0"/>
+          <w:numId w:val="2"/>
+        </w:numPr>
+      </w:pPr>
+      <w:r>
+        <w:t>No standard method for FE analysis, optimal methods locked behind paywalls.</w:t>
+      </w:r>
+    </w:p>
+    <w:p>
+      <w:pPr>
+        <w:pStyle w:val="ListParagraph"/>
+        <w:numPr>
+          <w:ilvl w:val="0"/>
+          <w:numId w:val="2"/>
+        </w:numPr>
+      </w:pPr>
+      <w:r>
+        <w:t xml:space="preserve">Methods </w:t>
+      </w:r>
+      <w:r>
+        <w:t xml:space="preserve">tested </w:t>
+      </w:r>
+      <w:r>
+        <w:t>to perform FE analysis: indirect vs direct vs canonical pathways</w:t>
+      </w:r>
+    </w:p>
     <w:p/>
     <w:p>
       <w:r>
@@ -422,7 +466,6 @@
       </w:pPr>
       <w:proofErr w:type="spellStart"/>
       <w:r>
-        <w:lastRenderedPageBreak/>
         <w:t>MultiQC</w:t>
       </w:r>
       <w:proofErr w:type="spellEnd"/>
@@ -529,6 +572,18 @@
         <w:t>Min length = 17</w:t>
       </w:r>
     </w:p>
+    <w:p>
+      <w:pPr>
+        <w:pStyle w:val="ListParagraph"/>
+        <w:numPr>
+          <w:ilvl w:val="0"/>
+          <w:numId w:val="6"/>
+        </w:numPr>
+      </w:pPr>
+      <w:r>
+        <w:t>1 mismatch?</w:t>
+      </w:r>
+    </w:p>
     <w:p/>
     <w:p>
       <w:pPr>
@@ -736,6 +791,7 @@
         </w:numPr>
       </w:pPr>
       <w:r>
+        <w:lastRenderedPageBreak/>
         <w:t>Negative binomial dispersion by weighted likelihood empirical Bayes (</w:t>
       </w:r>
       <w:proofErr w:type="spellStart"/>
@@ -833,7 +889,6 @@
           <w:sz w:val="28"/>
           <w:szCs w:val="28"/>
         </w:rPr>
-        <w:lastRenderedPageBreak/>
         <w:t>FE indirect</w:t>
       </w:r>
     </w:p>
@@ -1174,6 +1229,7 @@
         </w:numPr>
       </w:pPr>
       <w:r>
+        <w:lastRenderedPageBreak/>
         <w:t>Qiagen IPA</w:t>
       </w:r>
     </w:p>
@@ -1778,7 +1834,7 @@
   <w:abstractNum w:abstractNumId="6" w15:restartNumberingAfterBreak="0">
     <w:nsid w:val="5DDB6516"/>
     <w:multiLevelType w:val="hybridMultilevel"/>
-    <w:tmpl w:val="4ACE21D0"/>
+    <w:tmpl w:val="BAFE4C50"/>
     <w:lvl w:ilvl="0" w:tplc="08090001">
       <w:start w:val="1"/>
       <w:numFmt w:val="bullet"/>

--- a/write_up/drafts/3_materials_and_methods/methods_plan.docx
+++ b/write_up/drafts/3_materials_and_methods/methods_plan.docx
@@ -55,6 +55,17 @@
           <w:numId w:val="2"/>
         </w:numPr>
       </w:pPr>
+      <w:r>
+        <w:t xml:space="preserve">Put the template bash script in the </w:t>
+      </w:r>
+      <w:proofErr w:type="spellStart"/>
+      <w:r>
+        <w:t>github</w:t>
+      </w:r>
+      <w:proofErr w:type="spellEnd"/>
+      <w:r>
+        <w:t xml:space="preserve"> repo and say that this was built to standardise my scripts and make it easier to quickly build new scripts – all bash scripts were derived from this template</w:t>
+      </w:r>
     </w:p>
     <w:p>
       <w:r>
@@ -82,13 +93,7 @@
         </w:numPr>
       </w:pPr>
       <w:r>
-        <w:t xml:space="preserve">Methods </w:t>
-      </w:r>
-      <w:r>
-        <w:t xml:space="preserve">tested </w:t>
-      </w:r>
-      <w:r>
-        <w:t>to perform FE analysis: indirect vs direct vs canonical pathways</w:t>
+        <w:t>Methods tested to perform FE analysis: indirect vs direct vs canonical pathways</w:t>
       </w:r>
     </w:p>
     <w:p/>
@@ -98,6 +103,16 @@
           <w:b/>
           <w:bCs/>
         </w:rPr>
+        <w:t>Methods</w:t>
+      </w:r>
+    </w:p>
+    <w:p/>
+    <w:p>
+      <w:r>
+        <w:rPr>
+          <w:b/>
+          <w:bCs/>
+        </w:rPr>
         <w:t>S</w:t>
       </w:r>
       <w:r>
@@ -125,7 +140,7 @@
           <w:sz w:val="28"/>
           <w:szCs w:val="28"/>
         </w:rPr>
-        <w:t>Raw data and references</w:t>
+        <w:t>Raw data</w:t>
       </w:r>
     </w:p>
     <w:p>
@@ -197,55 +212,134 @@
     <w:p>
       <w:pPr>
         <w:rPr>
-          <w:b/>
-          <w:bCs/>
-        </w:rPr>
-      </w:pPr>
-      <w:r>
-        <w:rPr>
-          <w:b/>
-          <w:bCs/>
-        </w:rPr>
-        <w:t>References</w:t>
-      </w:r>
-    </w:p>
-    <w:p>
-      <w:pPr>
-        <w:pStyle w:val="ListParagraph"/>
-        <w:numPr>
-          <w:ilvl w:val="0"/>
-          <w:numId w:val="2"/>
-        </w:numPr>
-        <w:rPr>
-          <w:sz w:val="28"/>
-          <w:szCs w:val="28"/>
-        </w:rPr>
-      </w:pPr>
-      <w:r>
-        <w:t>Mature miRNAs</w:t>
-      </w:r>
-      <w:r>
-        <w:t xml:space="preserve"> miRbase 22.1</w:t>
-      </w:r>
-    </w:p>
-    <w:p>
-      <w:pPr>
-        <w:pStyle w:val="ListParagraph"/>
-        <w:numPr>
-          <w:ilvl w:val="0"/>
-          <w:numId w:val="2"/>
-        </w:numPr>
-        <w:rPr>
-          <w:sz w:val="28"/>
-          <w:szCs w:val="28"/>
-        </w:rPr>
-      </w:pPr>
-      <w:r>
-        <w:t>Hairpin miRNAs</w:t>
-      </w:r>
-      <w:r>
-        <w:t xml:space="preserve"> miRbase 22.1</w:t>
-      </w:r>
+          <w:sz w:val="28"/>
+          <w:szCs w:val="28"/>
+        </w:rPr>
+      </w:pPr>
+    </w:p>
+    <w:p>
+      <w:pPr>
+        <w:rPr>
+          <w:b/>
+          <w:bCs/>
+          <w:sz w:val="28"/>
+          <w:szCs w:val="28"/>
+        </w:rPr>
+      </w:pPr>
+      <w:r>
+        <w:rPr>
+          <w:b/>
+          <w:bCs/>
+          <w:sz w:val="28"/>
+          <w:szCs w:val="28"/>
+        </w:rPr>
+        <w:t>Text Body</w:t>
+      </w:r>
+    </w:p>
+    <w:p>
+      <w:pPr>
+        <w:rPr>
+          <w:sz w:val="28"/>
+          <w:szCs w:val="28"/>
+        </w:rPr>
+      </w:pPr>
+    </w:p>
+    <w:p>
+      <w:pPr>
+        <w:rPr>
+          <w:sz w:val="28"/>
+          <w:szCs w:val="28"/>
+        </w:rPr>
+      </w:pPr>
+      <w:r>
+        <w:rPr>
+          <w:sz w:val="28"/>
+          <w:szCs w:val="28"/>
+        </w:rPr>
+        <w:t xml:space="preserve">EVs were extracted </w:t>
+      </w:r>
+      <w:r>
+        <w:rPr>
+          <w:sz w:val="28"/>
+          <w:szCs w:val="28"/>
+        </w:rPr>
+        <w:t xml:space="preserve">and isolated </w:t>
+      </w:r>
+      <w:r>
+        <w:rPr>
+          <w:sz w:val="28"/>
+          <w:szCs w:val="28"/>
+        </w:rPr>
+        <w:t xml:space="preserve">from primary or Calu-3 HBECs and exposed to nebulised protease </w:t>
+      </w:r>
+      <w:r>
+        <w:rPr>
+          <w:sz w:val="28"/>
+          <w:szCs w:val="28"/>
+        </w:rPr>
+        <w:t>or HDM and dog allergens, respectively, as described in [GH</w:t>
+      </w:r>
+      <w:r>
+        <w:rPr>
+          <w:sz w:val="28"/>
+          <w:szCs w:val="28"/>
+        </w:rPr>
+        <w:t>/Will</w:t>
+      </w:r>
+      <w:r>
+        <w:rPr>
+          <w:sz w:val="28"/>
+          <w:szCs w:val="28"/>
+        </w:rPr>
+        <w:t xml:space="preserve"> reference]. RNA extraction and next-generation sequencing were performed using the </w:t>
+      </w:r>
+      <w:proofErr w:type="spellStart"/>
+      <w:r>
+        <w:rPr>
+          <w:sz w:val="28"/>
+          <w:szCs w:val="28"/>
+        </w:rPr>
+        <w:t>miND</w:t>
+      </w:r>
+      <w:proofErr w:type="spellEnd"/>
+      <w:r>
+        <w:rPr>
+          <w:sz w:val="28"/>
+          <w:szCs w:val="28"/>
+        </w:rPr>
+        <w:t>®</w:t>
+      </w:r>
+      <w:r>
+        <w:rPr>
+          <w:sz w:val="28"/>
+          <w:szCs w:val="28"/>
+        </w:rPr>
+        <w:t xml:space="preserve"> analysis pipeline [mind reference].</w:t>
+      </w:r>
+    </w:p>
+    <w:p>
+      <w:pPr>
+        <w:rPr>
+          <w:sz w:val="28"/>
+          <w:szCs w:val="28"/>
+        </w:rPr>
+      </w:pPr>
+    </w:p>
+    <w:p>
+      <w:pPr>
+        <w:rPr>
+          <w:sz w:val="28"/>
+          <w:szCs w:val="28"/>
+        </w:rPr>
+      </w:pPr>
+    </w:p>
+    <w:p>
+      <w:pPr>
+        <w:rPr>
+          <w:sz w:val="28"/>
+          <w:szCs w:val="28"/>
+        </w:rPr>
+      </w:pPr>
     </w:p>
     <w:p>
       <w:pPr>
@@ -517,6 +611,13 @@
         </w:rPr>
         <w:t>Mapping</w:t>
       </w:r>
+      <w:r>
+        <w:rPr>
+          <w:sz w:val="28"/>
+          <w:szCs w:val="28"/>
+        </w:rPr>
+        <w:t xml:space="preserve"> </w:t>
+      </w:r>
     </w:p>
     <w:p>
       <w:pPr>
@@ -582,6 +683,53 @@
       </w:pPr>
       <w:r>
         <w:t>1 mismatch?</w:t>
+      </w:r>
+    </w:p>
+    <w:p>
+      <w:pPr>
+        <w:rPr>
+          <w:b/>
+          <w:bCs/>
+        </w:rPr>
+      </w:pPr>
+      <w:r>
+        <w:rPr>
+          <w:b/>
+          <w:bCs/>
+        </w:rPr>
+        <w:t>References</w:t>
+      </w:r>
+    </w:p>
+    <w:p>
+      <w:pPr>
+        <w:pStyle w:val="ListParagraph"/>
+        <w:numPr>
+          <w:ilvl w:val="0"/>
+          <w:numId w:val="2"/>
+        </w:numPr>
+        <w:rPr>
+          <w:sz w:val="28"/>
+          <w:szCs w:val="28"/>
+        </w:rPr>
+      </w:pPr>
+      <w:r>
+        <w:t>Mature miRNAs miRbase 22.1</w:t>
+      </w:r>
+    </w:p>
+    <w:p>
+      <w:pPr>
+        <w:pStyle w:val="ListParagraph"/>
+        <w:numPr>
+          <w:ilvl w:val="0"/>
+          <w:numId w:val="2"/>
+        </w:numPr>
+        <w:rPr>
+          <w:sz w:val="28"/>
+          <w:szCs w:val="28"/>
+        </w:rPr>
+      </w:pPr>
+      <w:r>
+        <w:t>Hairpin miRNAs miRbase 22.1</w:t>
       </w:r>
     </w:p>
     <w:p/>
@@ -791,7 +939,6 @@
         </w:numPr>
       </w:pPr>
       <w:r>
-        <w:lastRenderedPageBreak/>
         <w:t>Negative binomial dispersion by weighted likelihood empirical Bayes (</w:t>
       </w:r>
       <w:proofErr w:type="spellStart"/>
@@ -848,27 +995,35 @@
         </w:numPr>
       </w:pPr>
       <w:r>
-        <w:t>Significance = FDR &lt; 0.05 and |</w:t>
+        <w:t xml:space="preserve">Significance = FDR &lt; 0.05 </w:t>
+      </w:r>
+      <w:r>
+        <w:t xml:space="preserve">for protease, 0.2 for </w:t>
       </w:r>
       <w:proofErr w:type="spellStart"/>
       <w:r>
+        <w:t>HDM_Dog</w:t>
+      </w:r>
+      <w:proofErr w:type="spellEnd"/>
+    </w:p>
+    <w:p>
+      <w:pPr>
+        <w:pStyle w:val="ListParagraph"/>
+        <w:numPr>
+          <w:ilvl w:val="0"/>
+          <w:numId w:val="8"/>
+        </w:numPr>
+      </w:pPr>
+      <w:r>
+        <w:t>|</w:t>
+      </w:r>
+      <w:proofErr w:type="spellStart"/>
+      <w:r>
         <w:t>logFC</w:t>
       </w:r>
       <w:proofErr w:type="spellEnd"/>
       <w:r>
-        <w:t>| &gt;1</w:t>
-      </w:r>
-    </w:p>
-    <w:p>
-      <w:pPr>
-        <w:pStyle w:val="ListParagraph"/>
-        <w:numPr>
-          <w:ilvl w:val="2"/>
-          <w:numId w:val="8"/>
-        </w:numPr>
-      </w:pPr>
-      <w:r>
-        <w:t>Note: Significance might have to be increased for HDM/Dog</w:t>
+        <w:t>| &gt;1 for ORA (but not GSEA)</w:t>
       </w:r>
     </w:p>
     <w:p/>
@@ -963,6 +1118,9 @@
       <w:r>
         <w:t xml:space="preserve"> 0.05</w:t>
       </w:r>
+      <w:r>
+        <w:t xml:space="preserve"> </w:t>
+      </w:r>
     </w:p>
     <w:p>
       <w:pPr>
@@ -997,6 +1155,7 @@
         </w:numPr>
       </w:pPr>
       <w:r>
+        <w:lastRenderedPageBreak/>
         <w:t>Removing target genes supported by weak experimental evidence did not substantially reduce the target gene set</w:t>
       </w:r>
       <w:r>
@@ -1083,6 +1242,34 @@
     <w:p>
       <w:pPr>
         <w:pStyle w:val="ListParagraph"/>
+        <w:numPr>
+          <w:ilvl w:val="0"/>
+          <w:numId w:val="8"/>
+        </w:numPr>
+      </w:pPr>
+      <w:proofErr w:type="spellStart"/>
+      <w:r>
+        <w:t>Nte</w:t>
+      </w:r>
+      <w:proofErr w:type="spellEnd"/>
+      <w:r>
+        <w:t xml:space="preserve">: need to make sure this is in the script: </w:t>
+      </w:r>
+      <w:r>
+        <w:t>|</w:t>
+      </w:r>
+      <w:proofErr w:type="spellStart"/>
+      <w:r>
+        <w:t>logFC</w:t>
+      </w:r>
+      <w:proofErr w:type="spellEnd"/>
+      <w:r>
+        <w:t>| &gt;1 for ORA (but not GSEA)</w:t>
+      </w:r>
+    </w:p>
+    <w:p>
+      <w:pPr>
+        <w:pStyle w:val="ListParagraph"/>
         <w:ind w:left="1440"/>
       </w:pPr>
     </w:p>
@@ -1092,6 +1279,12 @@
         <w:ind w:left="1440"/>
       </w:pPr>
     </w:p>
+    <w:p>
+      <w:pPr>
+        <w:pStyle w:val="ListParagraph"/>
+        <w:ind w:left="1440"/>
+      </w:pPr>
+    </w:p>
     <w:p/>
     <w:p>
       <w:pPr>
@@ -1229,7 +1422,6 @@
         </w:numPr>
       </w:pPr>
       <w:r>
-        <w:lastRenderedPageBreak/>
         <w:t>Qiagen IPA</w:t>
       </w:r>
     </w:p>
@@ -1272,6 +1464,123 @@
         <w:t>[filters to reduce target genes]</w:t>
       </w:r>
     </w:p>
+    <w:p/>
+    <w:p>
+      <w:pPr>
+        <w:pStyle w:val="ListParagraph"/>
+        <w:numPr>
+          <w:ilvl w:val="0"/>
+          <w:numId w:val="3"/>
+        </w:numPr>
+        <w:rPr>
+          <w:sz w:val="28"/>
+          <w:szCs w:val="28"/>
+        </w:rPr>
+      </w:pPr>
+      <w:r>
+        <w:rPr>
+          <w:sz w:val="28"/>
+          <w:szCs w:val="28"/>
+        </w:rPr>
+        <w:t>Previous Work</w:t>
+      </w:r>
+    </w:p>
+    <w:p>
+      <w:r>
+        <w:t xml:space="preserve">DE analysis was previously performed for all allergen exposures by </w:t>
+      </w:r>
+      <w:proofErr w:type="spellStart"/>
+      <w:r>
+        <w:t>TamiRNA</w:t>
+      </w:r>
+      <w:proofErr w:type="spellEnd"/>
+      <w:r>
+        <w:t xml:space="preserve"> using the </w:t>
+      </w:r>
+      <w:proofErr w:type="spellStart"/>
+      <w:r>
+        <w:t>miND</w:t>
+      </w:r>
+      <w:proofErr w:type="spellEnd"/>
+      <w:r>
+        <w:rPr>
+          <w:sz w:val="28"/>
+          <w:szCs w:val="28"/>
+        </w:rPr>
+        <w:t>®</w:t>
+      </w:r>
+      <w:r>
+        <w:t xml:space="preserve"> pipeline [reference], and pathway analysis performed by [Prof. Vicky] for protease exposure, as </w:t>
+      </w:r>
+      <w:r>
+        <w:t>described</w:t>
+      </w:r>
+      <w:r>
+        <w:t xml:space="preserve"> in [GH reference]. Pathway analysis </w:t>
+      </w:r>
+      <w:r>
+        <w:t>of</w:t>
+      </w:r>
+      <w:r>
+        <w:t xml:space="preserve"> HDM and dog exposure </w:t>
+      </w:r>
+      <w:r>
+        <w:t>was</w:t>
+      </w:r>
+      <w:r>
+        <w:t xml:space="preserve"> novel. These methods describe an independent analysis pipeline executed</w:t>
+      </w:r>
+      <w:r>
+        <w:t xml:space="preserve"> prior to results from any previous work being disclosed.</w:t>
+      </w:r>
+    </w:p>
+    <w:p/>
+    <w:p>
+      <w:pPr>
+        <w:pStyle w:val="ListParagraph"/>
+        <w:numPr>
+          <w:ilvl w:val="0"/>
+          <w:numId w:val="3"/>
+        </w:numPr>
+        <w:rPr>
+          <w:sz w:val="28"/>
+          <w:szCs w:val="28"/>
+        </w:rPr>
+      </w:pPr>
+      <w:r>
+        <w:rPr>
+          <w:sz w:val="28"/>
+          <w:szCs w:val="28"/>
+        </w:rPr>
+        <w:t>Code availability</w:t>
+      </w:r>
+    </w:p>
+    <w:p>
+      <w:r>
+        <w:t>All code used in this study is available at [</w:t>
+      </w:r>
+      <w:proofErr w:type="spellStart"/>
+      <w:r>
+        <w:t>github</w:t>
+      </w:r>
+      <w:proofErr w:type="spellEnd"/>
+      <w:r>
+        <w:t xml:space="preserve">]. </w:t>
+      </w:r>
+      <w:r>
+        <w:t>Bash scripts (.</w:t>
+      </w:r>
+      <w:proofErr w:type="spellStart"/>
+      <w:r>
+        <w:t>sh</w:t>
+      </w:r>
+      <w:proofErr w:type="spellEnd"/>
+      <w:r>
+        <w:t>) were generated from a manually produced template script, designed to standardise structure, and log and error handling.</w:t>
+      </w:r>
+    </w:p>
+    <w:p/>
+    <w:p/>
     <w:p/>
     <w:sectPr>
       <w:pgSz w:w="11906" w:h="16838"/>
@@ -1488,6 +1797,95 @@
     </w:lvl>
   </w:abstractNum>
   <w:abstractNum w:abstractNumId="2" w15:restartNumberingAfterBreak="0">
+    <w:nsid w:val="134023D7"/>
+    <w:multiLevelType w:val="hybridMultilevel"/>
+    <w:tmpl w:val="5172EBE4"/>
+    <w:lvl w:ilvl="0" w:tplc="FFFFFFFF">
+      <w:start w:val="1"/>
+      <w:numFmt w:val="decimal"/>
+      <w:lvlText w:val="%1."/>
+      <w:lvlJc w:val="left"/>
+      <w:pPr>
+        <w:ind w:left="360" w:hanging="360"/>
+      </w:pPr>
+      <w:rPr>
+        <w:rFonts w:hint="default"/>
+      </w:rPr>
+    </w:lvl>
+    <w:lvl w:ilvl="1" w:tplc="FFFFFFFF">
+      <w:start w:val="1"/>
+      <w:numFmt w:val="lowerLetter"/>
+      <w:lvlText w:val="%2."/>
+      <w:lvlJc w:val="left"/>
+      <w:pPr>
+        <w:ind w:left="1080" w:hanging="360"/>
+      </w:pPr>
+    </w:lvl>
+    <w:lvl w:ilvl="2" w:tplc="FFFFFFFF" w:tentative="1">
+      <w:start w:val="1"/>
+      <w:numFmt w:val="lowerRoman"/>
+      <w:lvlText w:val="%3."/>
+      <w:lvlJc w:val="right"/>
+      <w:pPr>
+        <w:ind w:left="1800" w:hanging="180"/>
+      </w:pPr>
+    </w:lvl>
+    <w:lvl w:ilvl="3" w:tplc="FFFFFFFF" w:tentative="1">
+      <w:start w:val="1"/>
+      <w:numFmt w:val="decimal"/>
+      <w:lvlText w:val="%4."/>
+      <w:lvlJc w:val="left"/>
+      <w:pPr>
+        <w:ind w:left="2520" w:hanging="360"/>
+      </w:pPr>
+    </w:lvl>
+    <w:lvl w:ilvl="4" w:tplc="FFFFFFFF" w:tentative="1">
+      <w:start w:val="1"/>
+      <w:numFmt w:val="lowerLetter"/>
+      <w:lvlText w:val="%5."/>
+      <w:lvlJc w:val="left"/>
+      <w:pPr>
+        <w:ind w:left="3240" w:hanging="360"/>
+      </w:pPr>
+    </w:lvl>
+    <w:lvl w:ilvl="5" w:tplc="FFFFFFFF" w:tentative="1">
+      <w:start w:val="1"/>
+      <w:numFmt w:val="lowerRoman"/>
+      <w:lvlText w:val="%6."/>
+      <w:lvlJc w:val="right"/>
+      <w:pPr>
+        <w:ind w:left="3960" w:hanging="180"/>
+      </w:pPr>
+    </w:lvl>
+    <w:lvl w:ilvl="6" w:tplc="FFFFFFFF" w:tentative="1">
+      <w:start w:val="1"/>
+      <w:numFmt w:val="decimal"/>
+      <w:lvlText w:val="%7."/>
+      <w:lvlJc w:val="left"/>
+      <w:pPr>
+        <w:ind w:left="4680" w:hanging="360"/>
+      </w:pPr>
+    </w:lvl>
+    <w:lvl w:ilvl="7" w:tplc="FFFFFFFF" w:tentative="1">
+      <w:start w:val="1"/>
+      <w:numFmt w:val="lowerLetter"/>
+      <w:lvlText w:val="%8."/>
+      <w:lvlJc w:val="left"/>
+      <w:pPr>
+        <w:ind w:left="5400" w:hanging="360"/>
+      </w:pPr>
+    </w:lvl>
+    <w:lvl w:ilvl="8" w:tplc="FFFFFFFF" w:tentative="1">
+      <w:start w:val="1"/>
+      <w:numFmt w:val="lowerRoman"/>
+      <w:lvlText w:val="%9."/>
+      <w:lvlJc w:val="right"/>
+      <w:pPr>
+        <w:ind w:left="6120" w:hanging="180"/>
+      </w:pPr>
+    </w:lvl>
+  </w:abstractNum>
+  <w:abstractNum w:abstractNumId="3" w15:restartNumberingAfterBreak="0">
     <w:nsid w:val="20325259"/>
     <w:multiLevelType w:val="hybridMultilevel"/>
     <w:tmpl w:val="37B6D260"/>
@@ -1573,7 +1971,7 @@
       </w:pPr>
     </w:lvl>
   </w:abstractNum>
-  <w:abstractNum w:abstractNumId="3" w15:restartNumberingAfterBreak="0">
+  <w:abstractNum w:abstractNumId="4" w15:restartNumberingAfterBreak="0">
     <w:nsid w:val="35E83D9A"/>
     <w:multiLevelType w:val="hybridMultilevel"/>
     <w:tmpl w:val="37B6D260"/>
@@ -1659,7 +2057,7 @@
       </w:pPr>
     </w:lvl>
   </w:abstractNum>
-  <w:abstractNum w:abstractNumId="4" w15:restartNumberingAfterBreak="0">
+  <w:abstractNum w:abstractNumId="5" w15:restartNumberingAfterBreak="0">
     <w:nsid w:val="49724D68"/>
     <w:multiLevelType w:val="hybridMultilevel"/>
     <w:tmpl w:val="37B6D260"/>
@@ -1745,7 +2143,7 @@
       </w:pPr>
     </w:lvl>
   </w:abstractNum>
-  <w:abstractNum w:abstractNumId="5" w15:restartNumberingAfterBreak="0">
+  <w:abstractNum w:abstractNumId="6" w15:restartNumberingAfterBreak="0">
     <w:nsid w:val="55932E42"/>
     <w:multiLevelType w:val="hybridMultilevel"/>
     <w:tmpl w:val="37B6D260"/>
@@ -1831,7 +2229,7 @@
       </w:pPr>
     </w:lvl>
   </w:abstractNum>
-  <w:abstractNum w:abstractNumId="6" w15:restartNumberingAfterBreak="0">
+  <w:abstractNum w:abstractNumId="7" w15:restartNumberingAfterBreak="0">
     <w:nsid w:val="5DDB6516"/>
     <w:multiLevelType w:val="hybridMultilevel"/>
     <w:tmpl w:val="BAFE4C50"/>
@@ -1944,7 +2342,7 @@
       </w:rPr>
     </w:lvl>
   </w:abstractNum>
-  <w:abstractNum w:abstractNumId="7" w15:restartNumberingAfterBreak="0">
+  <w:abstractNum w:abstractNumId="8" w15:restartNumberingAfterBreak="0">
     <w:nsid w:val="735A138F"/>
     <w:multiLevelType w:val="hybridMultilevel"/>
     <w:tmpl w:val="37B6D260"/>
@@ -2030,7 +2428,7 @@
       </w:pPr>
     </w:lvl>
   </w:abstractNum>
-  <w:abstractNum w:abstractNumId="8" w15:restartNumberingAfterBreak="0">
+  <w:abstractNum w:abstractNumId="9" w15:restartNumberingAfterBreak="0">
     <w:nsid w:val="746A5C0A"/>
     <w:multiLevelType w:val="hybridMultilevel"/>
     <w:tmpl w:val="50DEA51A"/>
@@ -2143,7 +2541,7 @@
       </w:rPr>
     </w:lvl>
   </w:abstractNum>
-  <w:abstractNum w:abstractNumId="9" w15:restartNumberingAfterBreak="0">
+  <w:abstractNum w:abstractNumId="10" w15:restartNumberingAfterBreak="0">
     <w:nsid w:val="76735E75"/>
     <w:multiLevelType w:val="hybridMultilevel"/>
     <w:tmpl w:val="37B6D260"/>
@@ -2229,7 +2627,7 @@
       </w:pPr>
     </w:lvl>
   </w:abstractNum>
-  <w:abstractNum w:abstractNumId="10" w15:restartNumberingAfterBreak="0">
+  <w:abstractNum w:abstractNumId="11" w15:restartNumberingAfterBreak="0">
     <w:nsid w:val="7F5B282A"/>
     <w:multiLevelType w:val="hybridMultilevel"/>
     <w:tmpl w:val="37B6D260"/>
@@ -2316,10 +2714,10 @@
     </w:lvl>
   </w:abstractNum>
   <w:num w:numId="1" w16cid:durableId="853226515">
-    <w:abstractNumId w:val="8"/>
+    <w:abstractNumId w:val="9"/>
   </w:num>
   <w:num w:numId="2" w16cid:durableId="1337922806">
-    <w:abstractNumId w:val="6"/>
+    <w:abstractNumId w:val="7"/>
   </w:num>
   <w:num w:numId="3" w16cid:durableId="883753567">
     <w:abstractNumId w:val="0"/>
@@ -2328,25 +2726,28 @@
     <w:abstractNumId w:val="1"/>
   </w:num>
   <w:num w:numId="5" w16cid:durableId="556012627">
+    <w:abstractNumId w:val="6"/>
+  </w:num>
+  <w:num w:numId="6" w16cid:durableId="86736185">
+    <w:abstractNumId w:val="4"/>
+  </w:num>
+  <w:num w:numId="7" w16cid:durableId="2018539843">
+    <w:abstractNumId w:val="8"/>
+  </w:num>
+  <w:num w:numId="8" w16cid:durableId="1884248195">
+    <w:abstractNumId w:val="3"/>
+  </w:num>
+  <w:num w:numId="9" w16cid:durableId="2054689356">
+    <w:abstractNumId w:val="11"/>
+  </w:num>
+  <w:num w:numId="10" w16cid:durableId="79260297">
+    <w:abstractNumId w:val="10"/>
+  </w:num>
+  <w:num w:numId="11" w16cid:durableId="1727559935">
     <w:abstractNumId w:val="5"/>
   </w:num>
-  <w:num w:numId="6" w16cid:durableId="86736185">
-    <w:abstractNumId w:val="3"/>
-  </w:num>
-  <w:num w:numId="7" w16cid:durableId="2018539843">
-    <w:abstractNumId w:val="7"/>
-  </w:num>
-  <w:num w:numId="8" w16cid:durableId="1884248195">
+  <w:num w:numId="12" w16cid:durableId="613823888">
     <w:abstractNumId w:val="2"/>
-  </w:num>
-  <w:num w:numId="9" w16cid:durableId="2054689356">
-    <w:abstractNumId w:val="10"/>
-  </w:num>
-  <w:num w:numId="10" w16cid:durableId="79260297">
-    <w:abstractNumId w:val="9"/>
-  </w:num>
-  <w:num w:numId="11" w16cid:durableId="1727559935">
-    <w:abstractNumId w:val="4"/>
   </w:num>
 </w:numbering>
 </file>

--- a/write_up/drafts/3_materials_and_methods/methods_plan.docx
+++ b/write_up/drafts/3_materials_and_methods/methods_plan.docx
@@ -314,7 +314,7 @@
           <w:sz w:val="28"/>
           <w:szCs w:val="28"/>
         </w:rPr>
-        <w:t xml:space="preserve"> analysis pipeline [mind reference].</w:t>
+        <w:t xml:space="preserve"> analysis pipeline [mind reference]</w:t>
       </w:r>
     </w:p>
     <w:p>
@@ -684,6 +684,113 @@
       <w:r>
         <w:t>1 mismatch?</w:t>
       </w:r>
+      <w:r>
+        <w:t xml:space="preserve"> </w:t>
+      </w:r>
+      <w:r>
+        <w:rPr>
+          <w:b/>
+          <w:bCs/>
+        </w:rPr>
+        <w:t xml:space="preserve">No mismatch because there is no alignment (no bowtie) during mapping because there is no mapping. This step is only to collapse reads before quantifier matches them to hairpin and mature </w:t>
+      </w:r>
+      <w:proofErr w:type="spellStart"/>
+      <w:r>
+        <w:rPr>
+          <w:b/>
+          <w:bCs/>
+        </w:rPr>
+        <w:t>mirnas</w:t>
+      </w:r>
+      <w:proofErr w:type="spellEnd"/>
+      <w:r>
+        <w:rPr>
+          <w:b/>
+          <w:bCs/>
+        </w:rPr>
+        <w:t>.</w:t>
+      </w:r>
+    </w:p>
+    <w:p/>
+    <w:p>
+      <w:pPr>
+        <w:pStyle w:val="ListParagraph"/>
+        <w:numPr>
+          <w:ilvl w:val="0"/>
+          <w:numId w:val="3"/>
+        </w:numPr>
+        <w:rPr>
+          <w:sz w:val="28"/>
+          <w:szCs w:val="28"/>
+        </w:rPr>
+      </w:pPr>
+      <w:r>
+        <w:rPr>
+          <w:sz w:val="28"/>
+          <w:szCs w:val="28"/>
+        </w:rPr>
+        <w:lastRenderedPageBreak/>
+        <w:t>Count quantification</w:t>
+      </w:r>
+    </w:p>
+    <w:p>
+      <w:pPr>
+        <w:rPr>
+          <w:b/>
+          <w:bCs/>
+        </w:rPr>
+      </w:pPr>
+      <w:r>
+        <w:rPr>
+          <w:b/>
+          <w:bCs/>
+        </w:rPr>
+        <w:t>Software</w:t>
+      </w:r>
+    </w:p>
+    <w:p>
+      <w:pPr>
+        <w:pStyle w:val="ListParagraph"/>
+        <w:numPr>
+          <w:ilvl w:val="0"/>
+          <w:numId w:val="4"/>
+        </w:numPr>
+      </w:pPr>
+      <w:r>
+        <w:t>miRDeep2 quantifier.pl</w:t>
+      </w:r>
+    </w:p>
+    <w:p>
+      <w:pPr>
+        <w:pStyle w:val="ListParagraph"/>
+      </w:pPr>
+    </w:p>
+    <w:p>
+      <w:pPr>
+        <w:rPr>
+          <w:b/>
+          <w:bCs/>
+        </w:rPr>
+      </w:pPr>
+      <w:r>
+        <w:rPr>
+          <w:b/>
+          <w:bCs/>
+        </w:rPr>
+        <w:t>Parameters</w:t>
+      </w:r>
+    </w:p>
+    <w:p>
+      <w:pPr>
+        <w:pStyle w:val="ListParagraph"/>
+        <w:numPr>
+          <w:ilvl w:val="0"/>
+          <w:numId w:val="7"/>
+        </w:numPr>
+      </w:pPr>
+      <w:r>
+        <w:t>1 mismatch (-g default)</w:t>
+      </w:r>
     </w:p>
     <w:p>
       <w:pPr>
@@ -730,86 +837,6 @@
       </w:pPr>
       <w:r>
         <w:t>Hairpin miRNAs miRbase 22.1</w:t>
-      </w:r>
-    </w:p>
-    <w:p/>
-    <w:p>
-      <w:pPr>
-        <w:pStyle w:val="ListParagraph"/>
-        <w:numPr>
-          <w:ilvl w:val="0"/>
-          <w:numId w:val="3"/>
-        </w:numPr>
-        <w:rPr>
-          <w:sz w:val="28"/>
-          <w:szCs w:val="28"/>
-        </w:rPr>
-      </w:pPr>
-      <w:r>
-        <w:rPr>
-          <w:sz w:val="28"/>
-          <w:szCs w:val="28"/>
-        </w:rPr>
-        <w:t>Count quantification</w:t>
-      </w:r>
-    </w:p>
-    <w:p>
-      <w:pPr>
-        <w:rPr>
-          <w:b/>
-          <w:bCs/>
-        </w:rPr>
-      </w:pPr>
-      <w:r>
-        <w:rPr>
-          <w:b/>
-          <w:bCs/>
-        </w:rPr>
-        <w:t>Software</w:t>
-      </w:r>
-    </w:p>
-    <w:p>
-      <w:pPr>
-        <w:pStyle w:val="ListParagraph"/>
-        <w:numPr>
-          <w:ilvl w:val="0"/>
-          <w:numId w:val="4"/>
-        </w:numPr>
-      </w:pPr>
-      <w:r>
-        <w:t>miRDeep2 quantifier.pl</w:t>
-      </w:r>
-    </w:p>
-    <w:p>
-      <w:pPr>
-        <w:pStyle w:val="ListParagraph"/>
-      </w:pPr>
-    </w:p>
-    <w:p>
-      <w:pPr>
-        <w:rPr>
-          <w:b/>
-          <w:bCs/>
-        </w:rPr>
-      </w:pPr>
-      <w:r>
-        <w:rPr>
-          <w:b/>
-          <w:bCs/>
-        </w:rPr>
-        <w:t>Parameters</w:t>
-      </w:r>
-    </w:p>
-    <w:p>
-      <w:pPr>
-        <w:pStyle w:val="ListParagraph"/>
-        <w:numPr>
-          <w:ilvl w:val="0"/>
-          <w:numId w:val="7"/>
-        </w:numPr>
-      </w:pPr>
-      <w:r>
-        <w:t>Default</w:t>
       </w:r>
     </w:p>
     <w:p/>
@@ -1143,19 +1170,53 @@
         </w:numPr>
       </w:pPr>
       <w:r>
-        <w:t>Background universe of all the target genes from all miRNAs detected in the experiment.</w:t>
-      </w:r>
-    </w:p>
-    <w:p>
-      <w:pPr>
-        <w:pStyle w:val="ListParagraph"/>
-        <w:numPr>
-          <w:ilvl w:val="0"/>
+        <w:t>Background universe of all the target genes from all miRNAs detected in the experiment</w:t>
+      </w:r>
+    </w:p>
+    <w:p>
+      <w:pPr>
+        <w:pStyle w:val="ListParagraph"/>
+        <w:numPr>
+          <w:ilvl w:val="2"/>
           <w:numId w:val="9"/>
         </w:numPr>
       </w:pPr>
       <w:r>
         <w:lastRenderedPageBreak/>
+        <w:t>This is the miRNAs after low-quality miRNAs have been filtered out ‘</w:t>
+      </w:r>
+      <w:r>
+        <w:t xml:space="preserve">keep &lt;- </w:t>
+      </w:r>
+      <w:proofErr w:type="spellStart"/>
+      <w:r>
+        <w:t>filterByExpr</w:t>
+      </w:r>
+      <w:proofErr w:type="spellEnd"/>
+      <w:r>
+        <w:t>(</w:t>
+      </w:r>
+      <w:proofErr w:type="spellStart"/>
+      <w:r>
+        <w:t>dge</w:t>
+      </w:r>
+      <w:proofErr w:type="spellEnd"/>
+      <w:r>
+        <w:t>)</w:t>
+      </w:r>
+      <w:r>
+        <w:t>’ as these are the ‘real’ observed miRNAs.</w:t>
+      </w:r>
+    </w:p>
+    <w:p>
+      <w:pPr>
+        <w:pStyle w:val="ListParagraph"/>
+        <w:numPr>
+          <w:ilvl w:val="0"/>
+          <w:numId w:val="9"/>
+        </w:numPr>
+      </w:pPr>
+      <w:r>
         <w:t>Removing target genes supported by weak experimental evidence did not substantially reduce the target gene set</w:t>
       </w:r>
       <w:r>
@@ -1253,10 +1314,7 @@
       </w:r>
       <w:proofErr w:type="spellEnd"/>
       <w:r>
-        <w:t xml:space="preserve">: need to make sure this is in the script: </w:t>
-      </w:r>
-      <w:r>
-        <w:t>|</w:t>
+        <w:t>: need to make sure this is in the script: |</w:t>
       </w:r>
       <w:proofErr w:type="spellStart"/>
       <w:r>
@@ -1510,28 +1568,11 @@
         <w:t>®</w:t>
       </w:r>
       <w:r>
-        <w:t xml:space="preserve"> pipeline [reference], and pathway analysis performed by [Prof. Vicky] for protease exposure, as </w:t>
-      </w:r>
-      <w:r>
-        <w:t>described</w:t>
-      </w:r>
-      <w:r>
-        <w:t xml:space="preserve"> in [GH reference]. Pathway analysis </w:t>
-      </w:r>
-      <w:r>
-        <w:t>of</w:t>
-      </w:r>
-      <w:r>
-        <w:t xml:space="preserve"> HDM and dog exposure </w:t>
-      </w:r>
-      <w:r>
-        <w:t>was</w:t>
-      </w:r>
-      <w:r>
-        <w:t xml:space="preserve"> novel. These methods describe an independent analysis pipeline executed</w:t>
-      </w:r>
-      <w:r>
-        <w:t xml:space="preserve"> prior to results from any previous work being disclosed.</w:t>
+        <w:t xml:space="preserve"> pipeline [reference], and pathway analysis performed by [Prof. Vicky] for protease exposure, as described in [GH reference]. Pathway analysis of HDM and dog </w:t>
+      </w:r>
+      <w:r>
+        <w:lastRenderedPageBreak/>
+        <w:t>exposure was novel. These methods describe an independent analysis pipeline executed prior to results from any previous work being disclosed.</w:t>
       </w:r>
     </w:p>
     <w:p/>
@@ -2640,7 +2681,7 @@
         <w:ind w:left="1440" w:hanging="360"/>
       </w:pPr>
     </w:lvl>
-    <w:lvl w:ilvl="1" w:tplc="FFFFFFFF" w:tentative="1">
+    <w:lvl w:ilvl="1" w:tplc="FFFFFFFF">
       <w:start w:val="1"/>
       <w:numFmt w:val="lowerLetter"/>
       <w:lvlText w:val="%2."/>
@@ -2649,7 +2690,7 @@
         <w:ind w:left="1440" w:hanging="360"/>
       </w:pPr>
     </w:lvl>
-    <w:lvl w:ilvl="2" w:tplc="FFFFFFFF" w:tentative="1">
+    <w:lvl w:ilvl="2" w:tplc="FFFFFFFF">
       <w:start w:val="1"/>
       <w:numFmt w:val="lowerRoman"/>
       <w:lvlText w:val="%3."/>

--- a/write_up/drafts/3_materials_and_methods/methods_plan.docx
+++ b/write_up/drafts/3_materials_and_methods/methods_plan.docx
@@ -26,15 +26,7 @@
         </w:numPr>
       </w:pPr>
       <w:r>
-        <w:t xml:space="preserve">Use harmonisation of de </w:t>
-      </w:r>
-      <w:proofErr w:type="spellStart"/>
-      <w:r>
-        <w:t>mirnas</w:t>
-      </w:r>
-      <w:proofErr w:type="spellEnd"/>
-      <w:r>
-        <w:t xml:space="preserve"> from deseq2 and edger?</w:t>
+        <w:t>Use harmonisation of de mirnas from deseq2 and edger?</w:t>
       </w:r>
       <w:r>
         <w:t xml:space="preserve"> </w:t>
@@ -56,15 +48,7 @@
         </w:numPr>
       </w:pPr>
       <w:r>
-        <w:t xml:space="preserve">Put the template bash script in the </w:t>
-      </w:r>
-      <w:proofErr w:type="spellStart"/>
-      <w:r>
-        <w:t>github</w:t>
-      </w:r>
-      <w:proofErr w:type="spellEnd"/>
-      <w:r>
-        <w:t xml:space="preserve"> repo and say that this was built to standardise my scripts and make it easier to quickly build new scripts – all bash scripts were derived from this template</w:t>
+        <w:t>Put the template bash script in the github repo and say that this was built to standardise my scripts and make it easier to quickly build new scripts – all bash scripts were derived from this template</w:t>
       </w:r>
     </w:p>
     <w:p>
@@ -178,13 +162,8 @@
           <w:numId w:val="2"/>
         </w:numPr>
       </w:pPr>
-      <w:proofErr w:type="spellStart"/>
-      <w:r>
-        <w:t>TamiRNA</w:t>
-      </w:r>
-      <w:proofErr w:type="spellEnd"/>
-      <w:r>
-        <w:t xml:space="preserve"> sequencing using mind pipeline [reference]</w:t>
+      <w:r>
+        <w:t>TamiRNA sequencing using mind pipeline [reference]</w:t>
       </w:r>
     </w:p>
     <w:p>
@@ -195,13 +174,8 @@
           <w:numId w:val="2"/>
         </w:numPr>
       </w:pPr>
-      <w:proofErr w:type="spellStart"/>
-      <w:r>
-        <w:t>Fastq</w:t>
-      </w:r>
-      <w:proofErr w:type="spellEnd"/>
-      <w:r>
-        <w:t xml:space="preserve"> (containing spike-ins)</w:t>
+      <w:r>
+        <w:t>Fastq (containing spike-ins)</w:t>
       </w:r>
     </w:p>
     <w:p>
@@ -293,21 +267,12 @@
         </w:rPr>
         <w:t xml:space="preserve"> reference]. RNA extraction and next-generation sequencing were performed using the </w:t>
       </w:r>
-      <w:proofErr w:type="spellStart"/>
-      <w:r>
-        <w:rPr>
-          <w:sz w:val="28"/>
-          <w:szCs w:val="28"/>
-        </w:rPr>
-        <w:t>miND</w:t>
-      </w:r>
-      <w:proofErr w:type="spellEnd"/>
-      <w:r>
-        <w:rPr>
-          <w:sz w:val="28"/>
-          <w:szCs w:val="28"/>
-        </w:rPr>
-        <w:t>®</w:t>
+      <w:r>
+        <w:rPr>
+          <w:sz w:val="28"/>
+          <w:szCs w:val="28"/>
+        </w:rPr>
+        <w:t>miND®</w:t>
       </w:r>
       <w:r>
         <w:rPr>
@@ -386,13 +351,8 @@
           <w:numId w:val="4"/>
         </w:numPr>
       </w:pPr>
-      <w:proofErr w:type="spellStart"/>
-      <w:r>
-        <w:t>Cutadapt</w:t>
-      </w:r>
-      <w:proofErr w:type="spellEnd"/>
-      <w:r>
-        <w:t xml:space="preserve"> </w:t>
+      <w:r>
+        <w:t xml:space="preserve">Cutadapt </w:t>
       </w:r>
     </w:p>
     <w:p>
@@ -527,11 +487,9 @@
           <w:numId w:val="4"/>
         </w:numPr>
       </w:pPr>
-      <w:proofErr w:type="spellStart"/>
       <w:r>
         <w:t>FastQC</w:t>
       </w:r>
-      <w:proofErr w:type="spellEnd"/>
     </w:p>
     <w:p>
       <w:pPr>
@@ -541,28 +499,103 @@
           <w:numId w:val="4"/>
         </w:numPr>
       </w:pPr>
-      <w:proofErr w:type="spellStart"/>
-      <w:r>
-        <w:t>Mirtrace</w:t>
-      </w:r>
-      <w:proofErr w:type="spellEnd"/>
-      <w:r>
+      <w:r>
+        <w:t xml:space="preserve">Mirtrace </w:t>
+      </w:r>
+    </w:p>
+    <w:p>
+      <w:pPr>
+        <w:pStyle w:val="ListParagraph"/>
+        <w:numPr>
+          <w:ilvl w:val="0"/>
+          <w:numId w:val="4"/>
+        </w:numPr>
+      </w:pPr>
+      <w:r>
+        <w:t>MultiQC</w:t>
+      </w:r>
+    </w:p>
+    <w:p>
+      <w:pPr>
+        <w:rPr>
+          <w:b/>
+          <w:bCs/>
+        </w:rPr>
+      </w:pPr>
+      <w:r>
+        <w:rPr>
+          <w:b/>
+          <w:bCs/>
+        </w:rPr>
+        <w:t>Parameters</w:t>
+      </w:r>
+    </w:p>
+    <w:p>
+      <w:pPr>
+        <w:pStyle w:val="ListParagraph"/>
+        <w:numPr>
+          <w:ilvl w:val="0"/>
+          <w:numId w:val="5"/>
+        </w:numPr>
+      </w:pPr>
+      <w:r>
+        <w:t xml:space="preserve">Default </w:t>
+      </w:r>
+    </w:p>
+    <w:p/>
+    <w:p>
+      <w:pPr>
+        <w:pStyle w:val="ListParagraph"/>
+        <w:numPr>
+          <w:ilvl w:val="0"/>
+          <w:numId w:val="3"/>
+        </w:numPr>
+        <w:rPr>
+          <w:sz w:val="28"/>
+          <w:szCs w:val="28"/>
+        </w:rPr>
+      </w:pPr>
+      <w:r>
+        <w:rPr>
+          <w:sz w:val="28"/>
+          <w:szCs w:val="28"/>
+        </w:rPr>
+        <w:t>Mapping</w:t>
+      </w:r>
+      <w:r>
+        <w:rPr>
+          <w:sz w:val="28"/>
+          <w:szCs w:val="28"/>
+        </w:rPr>
         <w:t xml:space="preserve"> </w:t>
       </w:r>
     </w:p>
     <w:p>
       <w:pPr>
+        <w:rPr>
+          <w:b/>
+          <w:bCs/>
+        </w:rPr>
+      </w:pPr>
+      <w:r>
+        <w:rPr>
+          <w:b/>
+          <w:bCs/>
+        </w:rPr>
+        <w:t>Software</w:t>
+      </w:r>
+    </w:p>
+    <w:p>
+      <w:pPr>
         <w:pStyle w:val="ListParagraph"/>
         <w:numPr>
           <w:ilvl w:val="0"/>
           <w:numId w:val="4"/>
         </w:numPr>
       </w:pPr>
-      <w:proofErr w:type="spellStart"/>
-      <w:r>
-        <w:t>MultiQC</w:t>
-      </w:r>
-      <w:proofErr w:type="spellEnd"/>
+      <w:r>
+        <w:t>miRDeep2 mapper.pl</w:t>
+      </w:r>
     </w:p>
     <w:p>
       <w:pPr>
@@ -584,131 +617,33 @@
         <w:pStyle w:val="ListParagraph"/>
         <w:numPr>
           <w:ilvl w:val="0"/>
-          <w:numId w:val="5"/>
-        </w:numPr>
-      </w:pPr>
-      <w:r>
-        <w:t xml:space="preserve">Default </w:t>
-      </w:r>
-    </w:p>
-    <w:p/>
-    <w:p>
-      <w:pPr>
-        <w:pStyle w:val="ListParagraph"/>
-        <w:numPr>
-          <w:ilvl w:val="0"/>
-          <w:numId w:val="3"/>
-        </w:numPr>
-        <w:rPr>
-          <w:sz w:val="28"/>
-          <w:szCs w:val="28"/>
-        </w:rPr>
-      </w:pPr>
-      <w:r>
-        <w:rPr>
-          <w:sz w:val="28"/>
-          <w:szCs w:val="28"/>
-        </w:rPr>
-        <w:t>Mapping</w:t>
-      </w:r>
-      <w:r>
-        <w:rPr>
-          <w:sz w:val="28"/>
-          <w:szCs w:val="28"/>
-        </w:rPr>
+          <w:numId w:val="6"/>
+        </w:numPr>
+      </w:pPr>
+      <w:r>
+        <w:t>Min length = 17</w:t>
+      </w:r>
+    </w:p>
+    <w:p>
+      <w:pPr>
+        <w:pStyle w:val="ListParagraph"/>
+        <w:numPr>
+          <w:ilvl w:val="0"/>
+          <w:numId w:val="6"/>
+        </w:numPr>
+      </w:pPr>
+      <w:r>
+        <w:t>1 mismatch?</w:t>
+      </w:r>
+      <w:r>
         <w:t xml:space="preserve"> </w:t>
       </w:r>
-    </w:p>
-    <w:p>
-      <w:pPr>
-        <w:rPr>
-          <w:b/>
-          <w:bCs/>
-        </w:rPr>
-      </w:pPr>
-      <w:r>
-        <w:rPr>
-          <w:b/>
-          <w:bCs/>
-        </w:rPr>
-        <w:t>Software</w:t>
-      </w:r>
-    </w:p>
-    <w:p>
-      <w:pPr>
-        <w:pStyle w:val="ListParagraph"/>
-        <w:numPr>
-          <w:ilvl w:val="0"/>
-          <w:numId w:val="4"/>
-        </w:numPr>
-      </w:pPr>
-      <w:r>
-        <w:t>miRDeep2 mapper.pl</w:t>
-      </w:r>
-    </w:p>
-    <w:p>
-      <w:pPr>
-        <w:rPr>
-          <w:b/>
-          <w:bCs/>
-        </w:rPr>
-      </w:pPr>
-      <w:r>
-        <w:rPr>
-          <w:b/>
-          <w:bCs/>
-        </w:rPr>
-        <w:t>Parameters</w:t>
-      </w:r>
-    </w:p>
-    <w:p>
-      <w:pPr>
-        <w:pStyle w:val="ListParagraph"/>
-        <w:numPr>
-          <w:ilvl w:val="0"/>
-          <w:numId w:val="6"/>
-        </w:numPr>
-      </w:pPr>
-      <w:r>
-        <w:t>Min length = 17</w:t>
-      </w:r>
-    </w:p>
-    <w:p>
-      <w:pPr>
-        <w:pStyle w:val="ListParagraph"/>
-        <w:numPr>
-          <w:ilvl w:val="0"/>
-          <w:numId w:val="6"/>
-        </w:numPr>
-      </w:pPr>
-      <w:r>
-        <w:t>1 mismatch?</w:t>
-      </w:r>
-      <w:r>
-        <w:t xml:space="preserve"> </w:t>
-      </w:r>
-      <w:r>
-        <w:rPr>
-          <w:b/>
-          <w:bCs/>
-        </w:rPr>
-        <w:t xml:space="preserve">No mismatch because there is no alignment (no bowtie) during mapping because there is no mapping. This step is only to collapse reads before quantifier matches them to hairpin and mature </w:t>
-      </w:r>
-      <w:proofErr w:type="spellStart"/>
-      <w:r>
-        <w:rPr>
-          <w:b/>
-          <w:bCs/>
-        </w:rPr>
-        <w:t>mirnas</w:t>
-      </w:r>
-      <w:proofErr w:type="spellEnd"/>
-      <w:r>
-        <w:rPr>
-          <w:b/>
-          <w:bCs/>
-        </w:rPr>
-        <w:t>.</w:t>
+      <w:r>
+        <w:rPr>
+          <w:b/>
+          <w:bCs/>
+        </w:rPr>
+        <w:t>No mismatch because there is no alignment (no bowtie) during mapping because there is no mapping. This step is only to collapse reads before quantifier matches them to hairpin and mature mirnas.</w:t>
       </w:r>
     </w:p>
     <w:p/>
@@ -883,11 +818,9 @@
           <w:numId w:val="4"/>
         </w:numPr>
       </w:pPr>
-      <w:proofErr w:type="spellStart"/>
       <w:r>
         <w:t>edgeR</w:t>
       </w:r>
-      <w:proofErr w:type="spellEnd"/>
     </w:p>
     <w:p>
       <w:pPr>
@@ -918,18 +851,11 @@
       <w:r>
         <w:t xml:space="preserve"> (</w:t>
       </w:r>
-      <w:proofErr w:type="spellStart"/>
-      <w:proofErr w:type="gramStart"/>
       <w:r>
         <w:t>normLibSizes</w:t>
       </w:r>
-      <w:proofErr w:type="spellEnd"/>
-      <w:r>
-        <w:t>(</w:t>
-      </w:r>
-      <w:proofErr w:type="gramEnd"/>
-      <w:r>
-        <w:t>))</w:t>
+      <w:r>
+        <w:t>())</w:t>
       </w:r>
     </w:p>
     <w:p>
@@ -943,18 +869,11 @@
       <w:r>
         <w:t>Filtered to retain rows that have worthwhile counts in &gt;=2 samples (</w:t>
       </w:r>
-      <w:proofErr w:type="spellStart"/>
-      <w:proofErr w:type="gramStart"/>
       <w:r>
         <w:t>filterByExpr</w:t>
       </w:r>
-      <w:proofErr w:type="spellEnd"/>
-      <w:r>
-        <w:t>(</w:t>
-      </w:r>
-      <w:proofErr w:type="gramEnd"/>
-      <w:r>
-        <w:t>)).</w:t>
+      <w:r>
+        <w:t>()).</w:t>
       </w:r>
     </w:p>
     <w:p>
@@ -968,18 +887,11 @@
       <w:r>
         <w:t>Negative binomial dispersion by weighted likelihood empirical Bayes (</w:t>
       </w:r>
-      <w:proofErr w:type="spellStart"/>
-      <w:proofErr w:type="gramStart"/>
       <w:r>
         <w:t>estimateDisp</w:t>
       </w:r>
-      <w:proofErr w:type="spellEnd"/>
-      <w:r>
-        <w:t>(</w:t>
-      </w:r>
-      <w:proofErr w:type="gramEnd"/>
-      <w:r>
-        <w:t>))</w:t>
+      <w:r>
+        <w:t>())</w:t>
       </w:r>
     </w:p>
     <w:p>
@@ -999,18 +911,11 @@
       <w:r>
         <w:t xml:space="preserve"> (</w:t>
       </w:r>
-      <w:proofErr w:type="spellStart"/>
-      <w:proofErr w:type="gramStart"/>
       <w:r>
         <w:t>glmQLFit</w:t>
       </w:r>
-      <w:proofErr w:type="spellEnd"/>
-      <w:r>
-        <w:t>(</w:t>
-      </w:r>
-      <w:proofErr w:type="gramEnd"/>
-      <w:r>
-        <w:t>))</w:t>
+      <w:r>
+        <w:t>())</w:t>
       </w:r>
     </w:p>
     <w:p>
@@ -1022,16 +927,41 @@
         </w:numPr>
       </w:pPr>
       <w:r>
+        <w:t>“</w:t>
+      </w:r>
+      <w:r>
+        <w:t>Multiplicity correction is</w:t>
+      </w:r>
+      <w:r>
+        <w:t xml:space="preserve"> </w:t>
+      </w:r>
+      <w:r>
+        <w:t>performed by applying the Benjamini-Hochberg method on the p-values, to control the false</w:t>
+      </w:r>
+      <w:r>
+        <w:t xml:space="preserve"> </w:t>
+      </w:r>
+      <w:r>
+        <w:t>discovery rate (FDR).</w:t>
+      </w:r>
+      <w:r>
+        <w:t>”</w:t>
+      </w:r>
+    </w:p>
+    <w:p>
+      <w:pPr>
+        <w:pStyle w:val="ListParagraph"/>
+        <w:numPr>
+          <w:ilvl w:val="0"/>
+          <w:numId w:val="8"/>
+        </w:numPr>
+      </w:pPr>
+      <w:r>
         <w:t xml:space="preserve">Significance = FDR &lt; 0.05 </w:t>
       </w:r>
       <w:r>
-        <w:t xml:space="preserve">for protease, 0.2 for </w:t>
-      </w:r>
-      <w:proofErr w:type="spellStart"/>
-      <w:r>
-        <w:t>HDM_Dog</w:t>
-      </w:r>
-      <w:proofErr w:type="spellEnd"/>
+        <w:t>for protease, 0.2 for HDM_Dog</w:t>
+      </w:r>
     </w:p>
     <w:p>
       <w:pPr>
@@ -1042,15 +972,7 @@
         </w:numPr>
       </w:pPr>
       <w:r>
-        <w:t>|</w:t>
-      </w:r>
-      <w:proofErr w:type="spellStart"/>
-      <w:r>
-        <w:t>logFC</w:t>
-      </w:r>
-      <w:proofErr w:type="spellEnd"/>
-      <w:r>
-        <w:t>| &gt;1 for ORA (but not GSEA)</w:t>
+        <w:t>|logFC| &gt;1 for ORA (but not GSEA)</w:t>
       </w:r>
     </w:p>
     <w:p/>
@@ -1097,21 +1019,11 @@
           <w:numId w:val="4"/>
         </w:numPr>
       </w:pPr>
-      <w:proofErr w:type="spellStart"/>
       <w:r>
         <w:t>ReactomePA</w:t>
       </w:r>
-      <w:proofErr w:type="spellEnd"/>
-      <w:r>
-        <w:t xml:space="preserve"> package (</w:t>
-      </w:r>
-      <w:proofErr w:type="spellStart"/>
-      <w:r>
-        <w:t>enrichPathway</w:t>
-      </w:r>
-      <w:proofErr w:type="spellEnd"/>
-      <w:r>
-        <w:t>)</w:t>
+      <w:r>
+        <w:t xml:space="preserve"> package (enrichPathway)</w:t>
       </w:r>
     </w:p>
     <w:p>
@@ -1137,13 +1049,8 @@
           <w:numId w:val="9"/>
         </w:numPr>
       </w:pPr>
-      <w:proofErr w:type="spellStart"/>
-      <w:r>
-        <w:t>pvalueCutoff</w:t>
-      </w:r>
-      <w:proofErr w:type="spellEnd"/>
-      <w:r>
-        <w:t xml:space="preserve"> 0.05</w:t>
+      <w:r>
+        <w:t>pvalueCutoff 0.05</w:t>
       </w:r>
       <w:r>
         <w:t xml:space="preserve"> </w:t>
@@ -1170,6 +1077,7 @@
         </w:numPr>
       </w:pPr>
       <w:r>
+        <w:lastRenderedPageBreak/>
         <w:t>Background universe of all the target genes from all miRNAs detected in the experiment</w:t>
       </w:r>
     </w:p>
@@ -1182,27 +1090,10 @@
         </w:numPr>
       </w:pPr>
       <w:r>
-        <w:lastRenderedPageBreak/>
         <w:t>This is the miRNAs after low-quality miRNAs have been filtered out ‘</w:t>
       </w:r>
       <w:r>
-        <w:t xml:space="preserve">keep &lt;- </w:t>
-      </w:r>
-      <w:proofErr w:type="spellStart"/>
-      <w:r>
-        <w:t>filterByExpr</w:t>
-      </w:r>
-      <w:proofErr w:type="spellEnd"/>
-      <w:r>
-        <w:t>(</w:t>
-      </w:r>
-      <w:proofErr w:type="spellStart"/>
-      <w:r>
-        <w:t>dge</w:t>
-      </w:r>
-      <w:proofErr w:type="spellEnd"/>
-      <w:r>
-        <w:t>)</w:t>
+        <w:t>keep &lt;- filterByExpr(dge)</w:t>
       </w:r>
       <w:r>
         <w:t>’ as these are the ‘real’ observed miRNAs.</w:t>
@@ -1269,15 +1160,7 @@
         </w:numPr>
       </w:pPr>
       <w:r>
-        <w:t xml:space="preserve">  </w:t>
-      </w:r>
-      <w:proofErr w:type="spellStart"/>
-      <w:r>
-        <w:t>minGSSize</w:t>
-      </w:r>
-      <w:proofErr w:type="spellEnd"/>
-      <w:r>
-        <w:t xml:space="preserve"> = 10</w:t>
+        <w:t xml:space="preserve">  minGSSize = 10</w:t>
       </w:r>
     </w:p>
     <w:p>
@@ -1289,40 +1172,7 @@
         </w:numPr>
       </w:pPr>
       <w:r>
-        <w:t xml:space="preserve">  </w:t>
-      </w:r>
-      <w:proofErr w:type="spellStart"/>
-      <w:r>
-        <w:t>maxGSSize</w:t>
-      </w:r>
-      <w:proofErr w:type="spellEnd"/>
-      <w:r>
-        <w:t xml:space="preserve"> = 500</w:t>
-      </w:r>
-    </w:p>
-    <w:p>
-      <w:pPr>
-        <w:pStyle w:val="ListParagraph"/>
-        <w:numPr>
-          <w:ilvl w:val="0"/>
-          <w:numId w:val="8"/>
-        </w:numPr>
-      </w:pPr>
-      <w:proofErr w:type="spellStart"/>
-      <w:r>
-        <w:t>Nte</w:t>
-      </w:r>
-      <w:proofErr w:type="spellEnd"/>
-      <w:r>
-        <w:t>: need to make sure this is in the script: |</w:t>
-      </w:r>
-      <w:proofErr w:type="spellStart"/>
-      <w:r>
-        <w:t>logFC</w:t>
-      </w:r>
-      <w:proofErr w:type="spellEnd"/>
-      <w:r>
-        <w:t>| &gt;1 for ORA (but not GSEA)</w:t>
+        <w:t xml:space="preserve">  maxGSSize = 500</w:t>
       </w:r>
     </w:p>
     <w:p>
@@ -1387,11 +1237,126 @@
           <w:numId w:val="4"/>
         </w:numPr>
       </w:pPr>
-      <w:proofErr w:type="spellStart"/>
       <w:r>
         <w:t>miEAA</w:t>
       </w:r>
-      <w:proofErr w:type="spellEnd"/>
+    </w:p>
+    <w:p>
+      <w:pPr>
+        <w:rPr>
+          <w:b/>
+          <w:bCs/>
+        </w:rPr>
+      </w:pPr>
+      <w:r>
+        <w:rPr>
+          <w:b/>
+          <w:bCs/>
+        </w:rPr>
+        <w:t>Parameters</w:t>
+      </w:r>
+    </w:p>
+    <w:p>
+      <w:pPr>
+        <w:pStyle w:val="ListParagraph"/>
+        <w:numPr>
+          <w:ilvl w:val="0"/>
+          <w:numId w:val="13"/>
+        </w:numPr>
+      </w:pPr>
+      <w:r>
+        <w:t>GSEA ordered by logFC with all miRNAs determined to be DE by edgeR included as input</w:t>
+      </w:r>
+    </w:p>
+    <w:p>
+      <w:pPr>
+        <w:pStyle w:val="ListParagraph"/>
+        <w:numPr>
+          <w:ilvl w:val="2"/>
+          <w:numId w:val="13"/>
+        </w:numPr>
+      </w:pPr>
+      <w:r>
+        <w:t>Background list all observed (from count matrix or from dge object?)</w:t>
+      </w:r>
+    </w:p>
+    <w:p>
+      <w:pPr>
+        <w:pStyle w:val="ListParagraph"/>
+        <w:numPr>
+          <w:ilvl w:val="1"/>
+          <w:numId w:val="13"/>
+        </w:numPr>
+      </w:pPr>
+      <w:r>
+        <w:t>Databases/categories searched</w:t>
+      </w:r>
+    </w:p>
+    <w:p>
+      <w:pPr>
+        <w:pStyle w:val="ListParagraph"/>
+        <w:numPr>
+          <w:ilvl w:val="1"/>
+          <w:numId w:val="13"/>
+        </w:numPr>
+      </w:pPr>
+      <w:r>
+        <w:t>Type of mirna lists</w:t>
+      </w:r>
+    </w:p>
+    <w:p>
+      <w:pPr>
+        <w:pStyle w:val="ListParagraph"/>
+        <w:numPr>
+          <w:ilvl w:val="0"/>
+          <w:numId w:val="13"/>
+        </w:numPr>
+      </w:pPr>
+      <w:r>
+        <w:t>Note: need to make sure this is in the script: |logFC| &gt;1 for ORA (but not GSEA)</w:t>
+      </w:r>
+    </w:p>
+    <w:p>
+      <w:pPr>
+        <w:pStyle w:val="ListParagraph"/>
+        <w:ind w:left="1440"/>
+      </w:pPr>
+    </w:p>
+    <w:p/>
+    <w:p>
+      <w:pPr>
+        <w:pStyle w:val="ListParagraph"/>
+        <w:numPr>
+          <w:ilvl w:val="0"/>
+          <w:numId w:val="3"/>
+        </w:numPr>
+        <w:rPr>
+          <w:sz w:val="28"/>
+          <w:szCs w:val="28"/>
+        </w:rPr>
+      </w:pPr>
+      <w:r>
+        <w:rPr>
+          <w:sz w:val="28"/>
+          <w:szCs w:val="28"/>
+        </w:rPr>
+        <w:t>Qiagen</w:t>
+      </w:r>
+    </w:p>
+    <w:p>
+      <w:pPr>
+        <w:rPr>
+          <w:b/>
+          <w:bCs/>
+        </w:rPr>
+      </w:pPr>
+      <w:r>
+        <w:rPr>
+          <w:b/>
+          <w:bCs/>
+        </w:rPr>
+        <w:t>Software</w:t>
+      </w:r>
     </w:p>
     <w:p>
       <w:pPr>
@@ -1402,10 +1367,7 @@
         </w:numPr>
       </w:pPr>
       <w:r>
-        <w:t>TAM 2.0</w:t>
-      </w:r>
-      <w:r>
-        <w:t>?</w:t>
+        <w:t>Qiagen IPA</w:t>
       </w:r>
     </w:p>
     <w:p>
@@ -1428,11 +1390,23 @@
         <w:pStyle w:val="ListParagraph"/>
         <w:numPr>
           <w:ilvl w:val="0"/>
-          <w:numId w:val="10"/>
-        </w:numPr>
-      </w:pPr>
-      <w:r>
-        <w:t>.</w:t>
+          <w:numId w:val="11"/>
+        </w:numPr>
+      </w:pPr>
+      <w:r>
+        <w:t>mRNA set (if used)</w:t>
+      </w:r>
+    </w:p>
+    <w:p>
+      <w:pPr>
+        <w:pStyle w:val="ListParagraph"/>
+        <w:numPr>
+          <w:ilvl w:val="0"/>
+          <w:numId w:val="11"/>
+        </w:numPr>
+      </w:pPr>
+      <w:r>
+        <w:t>[filters to reduce target genes]</w:t>
       </w:r>
     </w:p>
     <w:p/>
@@ -1453,23 +1427,17 @@
           <w:sz w:val="28"/>
           <w:szCs w:val="28"/>
         </w:rPr>
-        <w:t>Qiagen</w:t>
-      </w:r>
-    </w:p>
-    <w:p>
-      <w:pPr>
-        <w:rPr>
-          <w:b/>
-          <w:bCs/>
-        </w:rPr>
-      </w:pPr>
-      <w:r>
-        <w:rPr>
-          <w:b/>
-          <w:bCs/>
-        </w:rPr>
-        <w:t>Software</w:t>
-      </w:r>
+        <w:t>Statistics</w:t>
+      </w:r>
+    </w:p>
+    <w:p>
+      <w:pPr>
+        <w:pStyle w:val="ListParagraph"/>
+        <w:rPr>
+          <w:sz w:val="28"/>
+          <w:szCs w:val="28"/>
+        </w:rPr>
+      </w:pPr>
     </w:p>
     <w:p>
       <w:pPr>
@@ -1478,48 +1446,165 @@
           <w:ilvl w:val="0"/>
           <w:numId w:val="4"/>
         </w:numPr>
-      </w:pPr>
-      <w:r>
-        <w:t>Qiagen IPA</w:t>
-      </w:r>
-    </w:p>
-    <w:p>
-      <w:pPr>
-        <w:rPr>
-          <w:b/>
-          <w:bCs/>
-        </w:rPr>
-      </w:pPr>
-      <w:r>
-        <w:rPr>
-          <w:b/>
-          <w:bCs/>
-        </w:rPr>
-        <w:t>Parameters</w:t>
-      </w:r>
-    </w:p>
-    <w:p>
-      <w:pPr>
-        <w:pStyle w:val="ListParagraph"/>
-        <w:numPr>
-          <w:ilvl w:val="0"/>
-          <w:numId w:val="11"/>
-        </w:numPr>
-      </w:pPr>
-      <w:r>
-        <w:t>mRNA set (if used)</w:t>
-      </w:r>
-    </w:p>
-    <w:p>
-      <w:pPr>
-        <w:pStyle w:val="ListParagraph"/>
-        <w:numPr>
-          <w:ilvl w:val="0"/>
-          <w:numId w:val="11"/>
-        </w:numPr>
-      </w:pPr>
-      <w:r>
-        <w:t>[filters to reduce target genes]</w:t>
+        <w:rPr>
+          <w:sz w:val="28"/>
+          <w:szCs w:val="28"/>
+        </w:rPr>
+      </w:pPr>
+      <w:r>
+        <w:rPr>
+          <w:sz w:val="28"/>
+          <w:szCs w:val="28"/>
+        </w:rPr>
+        <w:t>[This section just repeats the stats from above?]</w:t>
+      </w:r>
+    </w:p>
+    <w:p>
+      <w:pPr>
+        <w:pStyle w:val="ListParagraph"/>
+        <w:numPr>
+          <w:ilvl w:val="0"/>
+          <w:numId w:val="4"/>
+        </w:numPr>
+        <w:rPr>
+          <w:sz w:val="28"/>
+          <w:szCs w:val="28"/>
+        </w:rPr>
+      </w:pPr>
+      <w:r>
+        <w:rPr>
+          <w:sz w:val="28"/>
+          <w:szCs w:val="28"/>
+        </w:rPr>
+        <w:t xml:space="preserve">Type of test used for enrichPathway() e.g., </w:t>
+      </w:r>
+      <w:r>
+        <w:rPr>
+          <w:sz w:val="28"/>
+          <w:szCs w:val="28"/>
+        </w:rPr>
+        <w:t>hypergeometric/Fisher's exact test</w:t>
+      </w:r>
+    </w:p>
+    <w:p>
+      <w:pPr>
+        <w:rPr>
+          <w:sz w:val="28"/>
+          <w:szCs w:val="28"/>
+        </w:rPr>
+      </w:pPr>
+    </w:p>
+    <w:p>
+      <w:pPr>
+        <w:rPr>
+          <w:sz w:val="28"/>
+          <w:szCs w:val="28"/>
+        </w:rPr>
+      </w:pPr>
+      <w:r>
+        <w:rPr>
+          <w:sz w:val="28"/>
+          <w:szCs w:val="28"/>
+        </w:rPr>
+        <w:t>Examples:</w:t>
+      </w:r>
+    </w:p>
+    <w:p>
+      <w:pPr>
+        <w:pStyle w:val="ListParagraph"/>
+        <w:numPr>
+          <w:ilvl w:val="0"/>
+          <w:numId w:val="4"/>
+        </w:numPr>
+        <w:rPr>
+          <w:sz w:val="28"/>
+          <w:szCs w:val="28"/>
+        </w:rPr>
+      </w:pPr>
+      <w:hyperlink r:id="rId6" w:history="1">
+        <w:r>
+          <w:rPr>
+            <w:rStyle w:val="Hyperlink"/>
+            <w:sz w:val="28"/>
+            <w:szCs w:val="28"/>
+          </w:rPr>
+          <w:t>https://www.nature.com/articles/s41467-020-14713-2#Sec10</w:t>
+        </w:r>
+      </w:hyperlink>
+    </w:p>
+    <w:p>
+      <w:pPr>
+        <w:pStyle w:val="ListParagraph"/>
+        <w:numPr>
+          <w:ilvl w:val="0"/>
+          <w:numId w:val="4"/>
+        </w:numPr>
+        <w:rPr>
+          <w:sz w:val="28"/>
+          <w:szCs w:val="28"/>
+        </w:rPr>
+      </w:pPr>
+      <w:hyperlink r:id="rId7" w:history="1">
+        <w:r>
+          <w:rPr>
+            <w:rStyle w:val="Hyperlink"/>
+            <w:sz w:val="28"/>
+            <w:szCs w:val="28"/>
+          </w:rPr>
+          <w:t>https://www.frontiersin.org/journals/oncology/articles/10.3389/fonc.2021.627811/full</w:t>
+        </w:r>
+      </w:hyperlink>
+    </w:p>
+    <w:p>
+      <w:pPr>
+        <w:pStyle w:val="ListParagraph"/>
+        <w:rPr>
+          <w:sz w:val="28"/>
+          <w:szCs w:val="28"/>
+        </w:rPr>
+      </w:pPr>
+    </w:p>
+    <w:p>
+      <w:pPr>
+        <w:rPr>
+          <w:sz w:val="28"/>
+          <w:szCs w:val="28"/>
+        </w:rPr>
+      </w:pPr>
+    </w:p>
+    <w:p>
+      <w:pPr>
+        <w:pStyle w:val="ListParagraph"/>
+        <w:numPr>
+          <w:ilvl w:val="0"/>
+          <w:numId w:val="3"/>
+        </w:numPr>
+        <w:rPr>
+          <w:sz w:val="28"/>
+          <w:szCs w:val="28"/>
+        </w:rPr>
+      </w:pPr>
+      <w:r>
+        <w:rPr>
+          <w:sz w:val="28"/>
+          <w:szCs w:val="28"/>
+        </w:rPr>
+        <w:t>Previous Work</w:t>
+      </w:r>
+    </w:p>
+    <w:p>
+      <w:r>
+        <w:t>DE analysis was previously performed for all allergen exposures by TamiRNA using the miND</w:t>
+      </w:r>
+      <w:r>
+        <w:rPr>
+          <w:sz w:val="28"/>
+          <w:szCs w:val="28"/>
+        </w:rPr>
+        <w:t>®</w:t>
+      </w:r>
+      <w:r>
+        <w:t xml:space="preserve"> pipeline [reference], and pathway analysis performed by [Prof. Vicky] for protease exposure, as described in [GH reference]. Pathway analysis of HDM and dog exposure was novel. These methods describe an independent analysis pipeline executed prior to results from any previous work being disclosed.</w:t>
       </w:r>
     </w:p>
     <w:p/>
@@ -1540,84 +1625,15 @@
           <w:sz w:val="28"/>
           <w:szCs w:val="28"/>
         </w:rPr>
-        <w:t>Previous Work</w:t>
-      </w:r>
-    </w:p>
-    <w:p>
-      <w:r>
-        <w:t xml:space="preserve">DE analysis was previously performed for all allergen exposures by </w:t>
-      </w:r>
-      <w:proofErr w:type="spellStart"/>
-      <w:r>
-        <w:t>TamiRNA</w:t>
-      </w:r>
-      <w:proofErr w:type="spellEnd"/>
-      <w:r>
-        <w:t xml:space="preserve"> using the </w:t>
-      </w:r>
-      <w:proofErr w:type="spellStart"/>
-      <w:r>
-        <w:t>miND</w:t>
-      </w:r>
-      <w:proofErr w:type="spellEnd"/>
-      <w:r>
-        <w:rPr>
-          <w:sz w:val="28"/>
-          <w:szCs w:val="28"/>
-        </w:rPr>
-        <w:t>®</w:t>
-      </w:r>
-      <w:r>
-        <w:t xml:space="preserve"> pipeline [reference], and pathway analysis performed by [Prof. Vicky] for protease exposure, as described in [GH reference]. Pathway analysis of HDM and dog </w:t>
-      </w:r>
-      <w:r>
-        <w:lastRenderedPageBreak/>
-        <w:t>exposure was novel. These methods describe an independent analysis pipeline executed prior to results from any previous work being disclosed.</w:t>
-      </w:r>
-    </w:p>
-    <w:p/>
-    <w:p>
-      <w:pPr>
-        <w:pStyle w:val="ListParagraph"/>
-        <w:numPr>
-          <w:ilvl w:val="0"/>
-          <w:numId w:val="3"/>
-        </w:numPr>
-        <w:rPr>
-          <w:sz w:val="28"/>
-          <w:szCs w:val="28"/>
-        </w:rPr>
-      </w:pPr>
-      <w:r>
-        <w:rPr>
-          <w:sz w:val="28"/>
-          <w:szCs w:val="28"/>
-        </w:rPr>
         <w:t>Code availability</w:t>
       </w:r>
     </w:p>
     <w:p>
       <w:r>
-        <w:t>All code used in this study is available at [</w:t>
-      </w:r>
-      <w:proofErr w:type="spellStart"/>
-      <w:r>
-        <w:t>github</w:t>
-      </w:r>
-      <w:proofErr w:type="spellEnd"/>
-      <w:r>
-        <w:t xml:space="preserve">]. </w:t>
-      </w:r>
-      <w:r>
-        <w:t>Bash scripts (.</w:t>
-      </w:r>
-      <w:proofErr w:type="spellStart"/>
-      <w:r>
-        <w:t>sh</w:t>
-      </w:r>
-      <w:proofErr w:type="spellEnd"/>
-      <w:r>
-        <w:t>) were generated from a manually produced template script, designed to standardise structure, and log and error handling.</w:t>
+        <w:t xml:space="preserve">All code used in this study is available at [github]. </w:t>
+      </w:r>
+      <w:r>
+        <w:t>Bash scripts (.sh) were generated from a manually produced template script, designed to standardise structure, and log and error handling.</w:t>
       </w:r>
     </w:p>
     <w:p/>
@@ -1727,7 +1743,7 @@
   <w:abstractNum w:abstractNumId="1" w15:restartNumberingAfterBreak="0">
     <w:nsid w:val="0BD63CF8"/>
     <w:multiLevelType w:val="hybridMultilevel"/>
-    <w:tmpl w:val="781ADE42"/>
+    <w:tmpl w:val="7512CEE8"/>
     <w:lvl w:ilvl="0" w:tplc="08090001">
       <w:start w:val="1"/>
       <w:numFmt w:val="bullet"/>
@@ -2013,6 +2029,92 @@
     </w:lvl>
   </w:abstractNum>
   <w:abstractNum w:abstractNumId="4" w15:restartNumberingAfterBreak="0">
+    <w:nsid w:val="34E27FAE"/>
+    <w:multiLevelType w:val="hybridMultilevel"/>
+    <w:tmpl w:val="37B6D260"/>
+    <w:lvl w:ilvl="0" w:tplc="FFFFFFFF">
+      <w:start w:val="1"/>
+      <w:numFmt w:val="lowerLetter"/>
+      <w:lvlText w:val="%1."/>
+      <w:lvlJc w:val="left"/>
+      <w:pPr>
+        <w:ind w:left="1440" w:hanging="360"/>
+      </w:pPr>
+    </w:lvl>
+    <w:lvl w:ilvl="1" w:tplc="FFFFFFFF">
+      <w:start w:val="1"/>
+      <w:numFmt w:val="lowerLetter"/>
+      <w:lvlText w:val="%2."/>
+      <w:lvlJc w:val="left"/>
+      <w:pPr>
+        <w:ind w:left="1440" w:hanging="360"/>
+      </w:pPr>
+    </w:lvl>
+    <w:lvl w:ilvl="2" w:tplc="FFFFFFFF">
+      <w:start w:val="1"/>
+      <w:numFmt w:val="lowerRoman"/>
+      <w:lvlText w:val="%3."/>
+      <w:lvlJc w:val="right"/>
+      <w:pPr>
+        <w:ind w:left="2160" w:hanging="180"/>
+      </w:pPr>
+    </w:lvl>
+    <w:lvl w:ilvl="3" w:tplc="FFFFFFFF" w:tentative="1">
+      <w:start w:val="1"/>
+      <w:numFmt w:val="decimal"/>
+      <w:lvlText w:val="%4."/>
+      <w:lvlJc w:val="left"/>
+      <w:pPr>
+        <w:ind w:left="2880" w:hanging="360"/>
+      </w:pPr>
+    </w:lvl>
+    <w:lvl w:ilvl="4" w:tplc="FFFFFFFF" w:tentative="1">
+      <w:start w:val="1"/>
+      <w:numFmt w:val="lowerLetter"/>
+      <w:lvlText w:val="%5."/>
+      <w:lvlJc w:val="left"/>
+      <w:pPr>
+        <w:ind w:left="3600" w:hanging="360"/>
+      </w:pPr>
+    </w:lvl>
+    <w:lvl w:ilvl="5" w:tplc="FFFFFFFF" w:tentative="1">
+      <w:start w:val="1"/>
+      <w:numFmt w:val="lowerRoman"/>
+      <w:lvlText w:val="%6."/>
+      <w:lvlJc w:val="right"/>
+      <w:pPr>
+        <w:ind w:left="4320" w:hanging="180"/>
+      </w:pPr>
+    </w:lvl>
+    <w:lvl w:ilvl="6" w:tplc="FFFFFFFF" w:tentative="1">
+      <w:start w:val="1"/>
+      <w:numFmt w:val="decimal"/>
+      <w:lvlText w:val="%7."/>
+      <w:lvlJc w:val="left"/>
+      <w:pPr>
+        <w:ind w:left="5040" w:hanging="360"/>
+      </w:pPr>
+    </w:lvl>
+    <w:lvl w:ilvl="7" w:tplc="FFFFFFFF" w:tentative="1">
+      <w:start w:val="1"/>
+      <w:numFmt w:val="lowerLetter"/>
+      <w:lvlText w:val="%8."/>
+      <w:lvlJc w:val="left"/>
+      <w:pPr>
+        <w:ind w:left="5760" w:hanging="360"/>
+      </w:pPr>
+    </w:lvl>
+    <w:lvl w:ilvl="8" w:tplc="FFFFFFFF" w:tentative="1">
+      <w:start w:val="1"/>
+      <w:numFmt w:val="lowerRoman"/>
+      <w:lvlText w:val="%9."/>
+      <w:lvlJc w:val="right"/>
+      <w:pPr>
+        <w:ind w:left="6480" w:hanging="180"/>
+      </w:pPr>
+    </w:lvl>
+  </w:abstractNum>
+  <w:abstractNum w:abstractNumId="5" w15:restartNumberingAfterBreak="0">
     <w:nsid w:val="35E83D9A"/>
     <w:multiLevelType w:val="hybridMultilevel"/>
     <w:tmpl w:val="37B6D260"/>
@@ -2098,7 +2200,7 @@
       </w:pPr>
     </w:lvl>
   </w:abstractNum>
-  <w:abstractNum w:abstractNumId="5" w15:restartNumberingAfterBreak="0">
+  <w:abstractNum w:abstractNumId="6" w15:restartNumberingAfterBreak="0">
     <w:nsid w:val="49724D68"/>
     <w:multiLevelType w:val="hybridMultilevel"/>
     <w:tmpl w:val="37B6D260"/>
@@ -2184,7 +2286,7 @@
       </w:pPr>
     </w:lvl>
   </w:abstractNum>
-  <w:abstractNum w:abstractNumId="6" w15:restartNumberingAfterBreak="0">
+  <w:abstractNum w:abstractNumId="7" w15:restartNumberingAfterBreak="0">
     <w:nsid w:val="55932E42"/>
     <w:multiLevelType w:val="hybridMultilevel"/>
     <w:tmpl w:val="37B6D260"/>
@@ -2270,7 +2372,7 @@
       </w:pPr>
     </w:lvl>
   </w:abstractNum>
-  <w:abstractNum w:abstractNumId="7" w15:restartNumberingAfterBreak="0">
+  <w:abstractNum w:abstractNumId="8" w15:restartNumberingAfterBreak="0">
     <w:nsid w:val="5DDB6516"/>
     <w:multiLevelType w:val="hybridMultilevel"/>
     <w:tmpl w:val="BAFE4C50"/>
@@ -2383,7 +2485,7 @@
       </w:rPr>
     </w:lvl>
   </w:abstractNum>
-  <w:abstractNum w:abstractNumId="8" w15:restartNumberingAfterBreak="0">
+  <w:abstractNum w:abstractNumId="9" w15:restartNumberingAfterBreak="0">
     <w:nsid w:val="735A138F"/>
     <w:multiLevelType w:val="hybridMultilevel"/>
     <w:tmpl w:val="37B6D260"/>
@@ -2469,7 +2571,7 @@
       </w:pPr>
     </w:lvl>
   </w:abstractNum>
-  <w:abstractNum w:abstractNumId="9" w15:restartNumberingAfterBreak="0">
+  <w:abstractNum w:abstractNumId="10" w15:restartNumberingAfterBreak="0">
     <w:nsid w:val="746A5C0A"/>
     <w:multiLevelType w:val="hybridMultilevel"/>
     <w:tmpl w:val="50DEA51A"/>
@@ -2582,7 +2684,7 @@
       </w:rPr>
     </w:lvl>
   </w:abstractNum>
-  <w:abstractNum w:abstractNumId="10" w15:restartNumberingAfterBreak="0">
+  <w:abstractNum w:abstractNumId="11" w15:restartNumberingAfterBreak="0">
     <w:nsid w:val="76735E75"/>
     <w:multiLevelType w:val="hybridMultilevel"/>
     <w:tmpl w:val="37B6D260"/>
@@ -2668,7 +2770,7 @@
       </w:pPr>
     </w:lvl>
   </w:abstractNum>
-  <w:abstractNum w:abstractNumId="11" w15:restartNumberingAfterBreak="0">
+  <w:abstractNum w:abstractNumId="12" w15:restartNumberingAfterBreak="0">
     <w:nsid w:val="7F5B282A"/>
     <w:multiLevelType w:val="hybridMultilevel"/>
     <w:tmpl w:val="37B6D260"/>
@@ -2755,10 +2857,10 @@
     </w:lvl>
   </w:abstractNum>
   <w:num w:numId="1" w16cid:durableId="853226515">
-    <w:abstractNumId w:val="9"/>
+    <w:abstractNumId w:val="10"/>
   </w:num>
   <w:num w:numId="2" w16cid:durableId="1337922806">
-    <w:abstractNumId w:val="7"/>
+    <w:abstractNumId w:val="8"/>
   </w:num>
   <w:num w:numId="3" w16cid:durableId="883753567">
     <w:abstractNumId w:val="0"/>
@@ -2767,28 +2869,31 @@
     <w:abstractNumId w:val="1"/>
   </w:num>
   <w:num w:numId="5" w16cid:durableId="556012627">
-    <w:abstractNumId w:val="6"/>
+    <w:abstractNumId w:val="7"/>
   </w:num>
   <w:num w:numId="6" w16cid:durableId="86736185">
-    <w:abstractNumId w:val="4"/>
+    <w:abstractNumId w:val="5"/>
   </w:num>
   <w:num w:numId="7" w16cid:durableId="2018539843">
-    <w:abstractNumId w:val="8"/>
+    <w:abstractNumId w:val="9"/>
   </w:num>
   <w:num w:numId="8" w16cid:durableId="1884248195">
     <w:abstractNumId w:val="3"/>
   </w:num>
   <w:num w:numId="9" w16cid:durableId="2054689356">
+    <w:abstractNumId w:val="12"/>
+  </w:num>
+  <w:num w:numId="10" w16cid:durableId="79260297">
     <w:abstractNumId w:val="11"/>
   </w:num>
-  <w:num w:numId="10" w16cid:durableId="79260297">
-    <w:abstractNumId w:val="10"/>
-  </w:num>
   <w:num w:numId="11" w16cid:durableId="1727559935">
-    <w:abstractNumId w:val="5"/>
+    <w:abstractNumId w:val="6"/>
   </w:num>
   <w:num w:numId="12" w16cid:durableId="613823888">
     <w:abstractNumId w:val="2"/>
+  </w:num>
+  <w:num w:numId="13" w16cid:durableId="275333635">
+    <w:abstractNumId w:val="4"/>
   </w:num>
 </w:numbering>
 </file>
